--- a/Backend/Director_Disclosure/Output_Disclosures/2024-25/ADANI_SAUR_URJA__KA__LIMITED/MBP-1/MBP1_Neelesh_Nema_08148587.docx
+++ b/Backend/Director_Disclosure/Output_Disclosures/2024-25/ADANI_SAUR_URJA__KA__LIMITED/MBP-1/MBP1_Neelesh_Nema_08148587.docx
@@ -93,212 +93,17 @@
     </w:p>
     <w:p>
       <w:pPr>
-        <w:spacing w:before="0" w:after="0"/>
-        <w:jc w:val="left"/>
-      </w:pPr>
-      <w:r>
-        <w:rPr>
-          <w:rFonts w:ascii="Adani" w:hAnsi="Adani"/>
-          <w:b w:val="0"/>
-          <w:sz w:val="20"/>
-          <w:u w:val="none"/>
-        </w:rPr>
-        <w:t>ADANI SOLAR ENERGY AP ONE LIMITED</w:t>
-      </w:r>
-    </w:p>
-    <w:p>
-      <w:pPr>
-        <w:spacing w:before="0" w:after="0"/>
-        <w:jc w:val="left"/>
-      </w:pPr>
-      <w:r>
-        <w:rPr>
-          <w:rFonts w:ascii="Adani" w:hAnsi="Adani"/>
-          <w:b w:val="0"/>
-          <w:sz w:val="20"/>
-          <w:u w:val="none"/>
-        </w:rPr>
-        <w:t>ADANI SAUR URJA (KA) LIMITED</w:t>
-      </w:r>
-    </w:p>
-    <w:p>
-      <w:pPr>
-        <w:spacing w:before="0" w:after="0"/>
-        <w:jc w:val="left"/>
-      </w:pPr>
-      <w:r>
-        <w:rPr>
-          <w:rFonts w:ascii="Adani" w:hAnsi="Adani"/>
-          <w:b w:val="0"/>
-          <w:sz w:val="20"/>
-          <w:u w:val="none"/>
-        </w:rPr>
-        <w:t>ADANI WIND ENERGY KUTCHH TWO LIMITED</w:t>
-      </w:r>
-    </w:p>
-    <w:p>
-      <w:pPr>
-        <w:spacing w:before="0" w:after="0"/>
-        <w:jc w:val="left"/>
-      </w:pPr>
-      <w:r>
-        <w:rPr>
-          <w:rFonts w:ascii="Adani" w:hAnsi="Adani"/>
-          <w:b w:val="0"/>
-          <w:sz w:val="20"/>
-          <w:u w:val="none"/>
-        </w:rPr>
-        <w:t>ADANI GREEN ENERGY FIFTEEN LIMITED</w:t>
-      </w:r>
-    </w:p>
-    <w:p>
-      <w:pPr>
-        <w:spacing w:before="0" w:after="0"/>
-        <w:jc w:val="left"/>
-      </w:pPr>
-      <w:r>
-        <w:rPr>
-          <w:rFonts w:ascii="Adani" w:hAnsi="Adani"/>
-          <w:b w:val="0"/>
-          <w:sz w:val="20"/>
-          <w:u w:val="none"/>
-        </w:rPr>
-        <w:t>ADANI SOLAR ENERGY CHITRAKOOT ONE LIMITED</w:t>
-      </w:r>
-    </w:p>
-    <w:p>
-      <w:pPr>
-        <w:spacing w:before="0" w:after="0"/>
-        <w:jc w:val="left"/>
-      </w:pPr>
-      <w:r>
-        <w:rPr>
-          <w:rFonts w:ascii="Adani" w:hAnsi="Adani"/>
-          <w:b w:val="0"/>
-          <w:sz w:val="20"/>
-          <w:u w:val="none"/>
-        </w:rPr>
-        <w:t>ADANI WIND ENERGY KUTCHH FOUR LIMITED</w:t>
-      </w:r>
-    </w:p>
-    <w:p>
-      <w:pPr>
-        <w:spacing w:before="0" w:after="0"/>
-        <w:jc w:val="left"/>
-      </w:pPr>
-      <w:r>
-        <w:rPr>
-          <w:rFonts w:ascii="Adani" w:hAnsi="Adani"/>
-          <w:b w:val="0"/>
-          <w:sz w:val="20"/>
-          <w:u w:val="none"/>
-        </w:rPr>
-        <w:t>ADANI WIND ENERGY KUTCHH SIX LIMITED</w:t>
-      </w:r>
-    </w:p>
-    <w:p>
-      <w:pPr>
-        <w:spacing w:before="0" w:after="0"/>
-        <w:jc w:val="left"/>
-      </w:pPr>
-      <w:r>
-        <w:rPr>
-          <w:rFonts w:ascii="Adani" w:hAnsi="Adani"/>
-          <w:b w:val="0"/>
-          <w:sz w:val="20"/>
-          <w:u w:val="none"/>
-        </w:rPr>
-        <w:t>ADANI GREEN ENERGY TWENTY FOUR B LIMITED</w:t>
-      </w:r>
-    </w:p>
-    <w:p>
-      <w:pPr>
-        <w:spacing w:before="0" w:after="0"/>
-        <w:jc w:val="left"/>
-      </w:pPr>
-      <w:r>
-        <w:rPr>
-          <w:rFonts w:ascii="Adani" w:hAnsi="Adani"/>
-          <w:b w:val="0"/>
-          <w:sz w:val="20"/>
-          <w:u w:val="none"/>
-        </w:rPr>
-        <w:t>ADANI RENEWABLE ENERGY (KA) LIMITED</w:t>
-      </w:r>
-    </w:p>
-    <w:p>
-      <w:pPr>
-        <w:spacing w:before="0" w:after="0"/>
-        <w:jc w:val="left"/>
-      </w:pPr>
-      <w:r>
-        <w:rPr>
-          <w:rFonts w:ascii="Adani" w:hAnsi="Adani"/>
-          <w:b w:val="0"/>
-          <w:sz w:val="20"/>
-          <w:u w:val="none"/>
-        </w:rPr>
-        <w:t>ADANI RENEWABLE ENERGY (MH) LIMITED</w:t>
-      </w:r>
-    </w:p>
-    <w:p>
-      <w:pPr>
-        <w:spacing w:before="0" w:after="0"/>
-        <w:jc w:val="left"/>
-      </w:pPr>
-      <w:r>
-        <w:rPr>
-          <w:rFonts w:ascii="Adani" w:hAnsi="Adani"/>
-          <w:b w:val="0"/>
-          <w:sz w:val="20"/>
-          <w:u w:val="none"/>
-        </w:rPr>
-        <w:t>MANDAKINI EXPLORATION AND MINING LIMITED</w:t>
-      </w:r>
-    </w:p>
-    <w:p>
-      <w:pPr>
-        <w:spacing w:before="0" w:after="0"/>
-        <w:jc w:val="left"/>
-      </w:pPr>
-      <w:r>
-        <w:rPr>
-          <w:rFonts w:ascii="Adani" w:hAnsi="Adani"/>
-          <w:b w:val="0"/>
-          <w:sz w:val="20"/>
-          <w:u w:val="none"/>
-        </w:rPr>
-        <w:t>MANDAKINI COAL COMPANY LIMITED</w:t>
-      </w:r>
-    </w:p>
-    <w:p>
-      <w:pPr>
-        <w:spacing w:before="0" w:after="0"/>
-        <w:jc w:val="left"/>
-      </w:pPr>
-      <w:r>
-        <w:rPr>
-          <w:rFonts w:ascii="Adani" w:hAnsi="Adani"/>
-          <w:b w:val="0"/>
-          <w:sz w:val="20"/>
-          <w:u w:val="none"/>
-        </w:rPr>
-        <w:t>JINDAL INDIA RENEWABLE ENERGY LIMITED</w:t>
-      </w:r>
-    </w:p>
-    <w:p>
-      <w:pPr>
         <w:spacing w:before="0" w:after="160"/>
         <w:jc w:val="left"/>
       </w:pPr>
       <w:r>
         <w:rPr>
           <w:rFonts w:ascii="Adani" w:hAnsi="Adani"/>
-          <w:b w:val="0"/>
+          <w:b/>
           <w:sz w:val="20"/>
           <w:u w:val="none"/>
         </w:rPr>
-        <w:t>JINDAL INDIA POWER LIMITED</w:t>
+        <w:t>ADANI SAUR URJA (KA) LIMITED</w:t>
       </w:r>
     </w:p>
     <w:p>
@@ -726,7 +531,7 @@
                 <w:sz w:val="18"/>
                 <w:u w:val="none"/>
               </w:rPr>
-              <w:t>ADANI SAUR URJA (KA) LIMITED</w:t>
+              <w:t>ADANI GREEN ENERGY FIFTEEN LIMITED</w:t>
             </w:r>
           </w:p>
         </w:tc>
@@ -868,7 +673,7 @@
                 <w:sz w:val="18"/>
                 <w:u w:val="none"/>
               </w:rPr>
-              <w:t>ADANI WIND ENERGY KUTCHH TWO LIMITED</w:t>
+              <w:t>ADANI SAUR URJA (KA) LIMITED</w:t>
             </w:r>
           </w:p>
         </w:tc>
@@ -1010,7 +815,7 @@
                 <w:sz w:val="18"/>
                 <w:u w:val="none"/>
               </w:rPr>
-              <w:t>ADANI GREEN ENERGY FIFTEEN LIMITED</w:t>
+              <w:t>ADANI WIND ENERGY KUTCHH TWO LIMITED</w:t>
             </w:r>
           </w:p>
         </w:tc>
@@ -1152,7 +957,7 @@
                 <w:sz w:val="18"/>
                 <w:u w:val="none"/>
               </w:rPr>
-              <w:t>ADANI SOLAR ENERGY CHITRAKOOT ONE LIMITED</w:t>
+              <w:t>ADANI WIND ENERGY KUTCHH FOUR LIMITED</w:t>
             </w:r>
           </w:p>
         </w:tc>
@@ -1294,7 +1099,7 @@
                 <w:sz w:val="18"/>
                 <w:u w:val="none"/>
               </w:rPr>
-              <w:t>ADANI WIND ENERGY KUTCHH FOUR LIMITED</w:t>
+              <w:t>ADANI SOLAR ENERGY CHITRAKOOT ONE LIMITED</w:t>
             </w:r>
           </w:p>
         </w:tc>
@@ -1436,7 +1241,7 @@
                 <w:sz w:val="18"/>
                 <w:u w:val="none"/>
               </w:rPr>
-              <w:t>ADANI WIND ENERGY KUTCHH SIX LIMITED</w:t>
+              <w:t>ADANI RENEWABLE ENERGY (MH) LIMITED</w:t>
             </w:r>
           </w:p>
         </w:tc>
@@ -1578,7 +1383,7 @@
                 <w:sz w:val="18"/>
                 <w:u w:val="none"/>
               </w:rPr>
-              <w:t>ADANI GREEN ENERGY TWENTY FOUR B LIMITED</w:t>
+              <w:t>ADANI WIND ENERGY KUTCHH SIX LIMITED</w:t>
             </w:r>
           </w:p>
         </w:tc>
@@ -1720,7 +1525,7 @@
                 <w:sz w:val="18"/>
                 <w:u w:val="none"/>
               </w:rPr>
-              <w:t>ADANI RENEWABLE ENERGY (KA) LIMITED</w:t>
+              <w:t>ADANI GREEN ENERGY TWENTY FOUR B LIMITED</w:t>
             </w:r>
           </w:p>
         </w:tc>
@@ -1862,7 +1667,7 @@
                 <w:sz w:val="18"/>
                 <w:u w:val="none"/>
               </w:rPr>
-              <w:t>ADANI RENEWABLE ENERGY (MH) LIMITED</w:t>
+              <w:t>ADANI RENEWABLE ENERGY (KA) LIMITED</w:t>
             </w:r>
           </w:p>
         </w:tc>
@@ -2004,149 +1809,7 @@
                 <w:sz w:val="18"/>
                 <w:u w:val="none"/>
               </w:rPr>
-              <w:t>MANDAKINI EXPLORATION AND MINING LIMITED</w:t>
-            </w:r>
-          </w:p>
-        </w:tc>
-        <w:tc>
-          <w:tcPr>
-            <w:tcW w:type="dxa" w:w="1814"/>
-            <w:shd w:val="clear" w:color="auto" w:fill="FFFFFF"/>
-            <w:tcBorders>
-              <w:top w:val="single" w:sz="4" w:space="0" w:color="000000"/>
-              <w:left w:val="single" w:sz="4" w:space="0" w:color="000000"/>
-              <w:bottom w:val="single" w:sz="4" w:space="0" w:color="000000"/>
-              <w:right w:val="single" w:sz="4" w:space="0" w:color="000000"/>
-            </w:tcBorders>
-            <w:vAlign w:val="center"/>
-          </w:tcPr>
-          <w:p>
-            <w:pPr>
-              <w:spacing w:before="40" w:after="40"/>
-              <w:jc w:val="left"/>
-            </w:pPr>
-            <w:r>
-              <w:rPr>
-                <w:rFonts w:ascii="Adani" w:hAnsi="Adani"/>
-                <w:b w:val="0"/>
-                <w:sz w:val="18"/>
-                <w:u w:val="none"/>
-              </w:rPr>
-              <w:t>Director</w:t>
-            </w:r>
-          </w:p>
-        </w:tc>
-        <w:tc>
-          <w:tcPr>
-            <w:tcW w:type="dxa" w:w="1020"/>
-            <w:shd w:val="clear" w:color="auto" w:fill="FFFFFF"/>
-            <w:tcBorders>
-              <w:top w:val="single" w:sz="4" w:space="0" w:color="000000"/>
-              <w:left w:val="single" w:sz="4" w:space="0" w:color="000000"/>
-              <w:bottom w:val="single" w:sz="4" w:space="0" w:color="000000"/>
-              <w:right w:val="single" w:sz="4" w:space="0" w:color="000000"/>
-            </w:tcBorders>
-            <w:vAlign w:val="center"/>
-          </w:tcPr>
-          <w:p>
-            <w:pPr>
-              <w:spacing w:before="40" w:after="40"/>
-              <w:jc w:val="left"/>
-            </w:pPr>
-            <w:r>
-              <w:rPr>
-                <w:rFonts w:ascii="Adani" w:hAnsi="Adani"/>
-                <w:b w:val="0"/>
-                <w:sz w:val="18"/>
-                <w:u w:val="none"/>
-              </w:rPr>
-              <w:t>NIL</w:t>
-            </w:r>
-          </w:p>
-        </w:tc>
-        <w:tc>
-          <w:tcPr>
-            <w:tcW w:type="dxa" w:w="1247"/>
-            <w:shd w:val="clear" w:color="auto" w:fill="FFFFFF"/>
-            <w:tcBorders>
-              <w:top w:val="single" w:sz="4" w:space="0" w:color="000000"/>
-              <w:left w:val="single" w:sz="4" w:space="0" w:color="000000"/>
-              <w:bottom w:val="single" w:sz="4" w:space="0" w:color="000000"/>
-              <w:right w:val="single" w:sz="4" w:space="0" w:color="000000"/>
-            </w:tcBorders>
-            <w:vAlign w:val="center"/>
-          </w:tcPr>
-          <w:p>
-            <w:pPr>
-              <w:spacing w:before="40" w:after="40"/>
-              <w:jc w:val="left"/>
-            </w:pPr>
-            <w:r>
-              <w:rPr>
-                <w:rFonts w:ascii="Adani" w:hAnsi="Adani"/>
-                <w:b w:val="0"/>
-                <w:sz w:val="18"/>
-                <w:u w:val="none"/>
-              </w:rPr>
-              <w:t>02/09/2019</w:t>
-            </w:r>
-          </w:p>
-        </w:tc>
-      </w:tr>
-      <w:tr>
-        <w:tc>
-          <w:tcPr>
-            <w:tcW w:type="dxa" w:w="680"/>
-            <w:shd w:val="clear" w:color="auto" w:fill="FFFFFF"/>
-            <w:tcBorders>
-              <w:top w:val="single" w:sz="4" w:space="0" w:color="000000"/>
-              <w:left w:val="single" w:sz="4" w:space="0" w:color="000000"/>
-              <w:bottom w:val="single" w:sz="4" w:space="0" w:color="000000"/>
-              <w:right w:val="single" w:sz="4" w:space="0" w:color="000000"/>
-            </w:tcBorders>
-            <w:vAlign w:val="center"/>
-          </w:tcPr>
-          <w:p>
-            <w:pPr>
-              <w:spacing w:before="40" w:after="40"/>
-              <w:jc w:val="left"/>
-            </w:pPr>
-            <w:r>
-              <w:rPr>
-                <w:rFonts w:ascii="Adani" w:hAnsi="Adani"/>
-                <w:b w:val="0"/>
-                <w:sz w:val="18"/>
-                <w:u w:val="none"/>
-              </w:rPr>
-              <w:t>12</w:t>
-            </w:r>
-          </w:p>
-        </w:tc>
-        <w:tc>
-          <w:tcPr>
-            <w:tcW w:type="dxa" w:w="3969"/>
-            <w:shd w:val="clear" w:color="auto" w:fill="FFFFFF"/>
-            <w:tcBorders>
-              <w:top w:val="single" w:sz="4" w:space="0" w:color="000000"/>
-              <w:left w:val="single" w:sz="4" w:space="0" w:color="000000"/>
-              <w:bottom w:val="single" w:sz="4" w:space="0" w:color="000000"/>
-              <w:right w:val="single" w:sz="4" w:space="0" w:color="000000"/>
-            </w:tcBorders>
-            <w:vAlign w:val="center"/>
-          </w:tcPr>
-          <w:p>
-            <w:pPr>
-              <w:spacing w:before="40" w:after="40"/>
-              <w:jc w:val="left"/>
-            </w:pPr>
-            <w:r>
-              <w:rPr>
-                <w:rFonts w:ascii="Adani" w:hAnsi="Adani"/>
-                <w:b w:val="0"/>
-                <w:sz w:val="18"/>
-                <w:u w:val="none"/>
-              </w:rPr>
-              <w:t>MANDAKINI COAL COMPANY LIMITED</w:t>
+              <w:t>BETA LAND HOLDING LIMITED</w:t>
             </w:r>
           </w:p>
         </w:tc>
@@ -2231,290 +1894,6 @@
                 <w:u w:val="none"/>
               </w:rPr>
               <w:t>04/09/2018</w:t>
-            </w:r>
-          </w:p>
-        </w:tc>
-      </w:tr>
-      <w:tr>
-        <w:tc>
-          <w:tcPr>
-            <w:tcW w:type="dxa" w:w="680"/>
-            <w:shd w:val="clear" w:color="auto" w:fill="FFFFFF"/>
-            <w:tcBorders>
-              <w:top w:val="single" w:sz="4" w:space="0" w:color="000000"/>
-              <w:left w:val="single" w:sz="4" w:space="0" w:color="000000"/>
-              <w:bottom w:val="single" w:sz="4" w:space="0" w:color="000000"/>
-              <w:right w:val="single" w:sz="4" w:space="0" w:color="000000"/>
-            </w:tcBorders>
-            <w:vAlign w:val="center"/>
-          </w:tcPr>
-          <w:p>
-            <w:pPr>
-              <w:spacing w:before="40" w:after="40"/>
-              <w:jc w:val="left"/>
-            </w:pPr>
-            <w:r>
-              <w:rPr>
-                <w:rFonts w:ascii="Adani" w:hAnsi="Adani"/>
-                <w:b w:val="0"/>
-                <w:sz w:val="18"/>
-                <w:u w:val="none"/>
-              </w:rPr>
-              <w:t>13</w:t>
-            </w:r>
-          </w:p>
-        </w:tc>
-        <w:tc>
-          <w:tcPr>
-            <w:tcW w:type="dxa" w:w="3969"/>
-            <w:shd w:val="clear" w:color="auto" w:fill="FFFFFF"/>
-            <w:tcBorders>
-              <w:top w:val="single" w:sz="4" w:space="0" w:color="000000"/>
-              <w:left w:val="single" w:sz="4" w:space="0" w:color="000000"/>
-              <w:bottom w:val="single" w:sz="4" w:space="0" w:color="000000"/>
-              <w:right w:val="single" w:sz="4" w:space="0" w:color="000000"/>
-            </w:tcBorders>
-            <w:vAlign w:val="center"/>
-          </w:tcPr>
-          <w:p>
-            <w:pPr>
-              <w:spacing w:before="40" w:after="40"/>
-              <w:jc w:val="left"/>
-            </w:pPr>
-            <w:r>
-              <w:rPr>
-                <w:rFonts w:ascii="Adani" w:hAnsi="Adani"/>
-                <w:b w:val="0"/>
-                <w:sz w:val="18"/>
-                <w:u w:val="none"/>
-              </w:rPr>
-              <w:t>JINDAL INDIA RENEWABLE ENERGY LIMITED</w:t>
-            </w:r>
-          </w:p>
-        </w:tc>
-        <w:tc>
-          <w:tcPr>
-            <w:tcW w:type="dxa" w:w="1814"/>
-            <w:shd w:val="clear" w:color="auto" w:fill="FFFFFF"/>
-            <w:tcBorders>
-              <w:top w:val="single" w:sz="4" w:space="0" w:color="000000"/>
-              <w:left w:val="single" w:sz="4" w:space="0" w:color="000000"/>
-              <w:bottom w:val="single" w:sz="4" w:space="0" w:color="000000"/>
-              <w:right w:val="single" w:sz="4" w:space="0" w:color="000000"/>
-            </w:tcBorders>
-            <w:vAlign w:val="center"/>
-          </w:tcPr>
-          <w:p>
-            <w:pPr>
-              <w:spacing w:before="40" w:after="40"/>
-              <w:jc w:val="left"/>
-            </w:pPr>
-            <w:r>
-              <w:rPr>
-                <w:rFonts w:ascii="Adani" w:hAnsi="Adani"/>
-                <w:b w:val="0"/>
-                <w:sz w:val="18"/>
-                <w:u w:val="none"/>
-              </w:rPr>
-              <w:t>Director</w:t>
-            </w:r>
-          </w:p>
-        </w:tc>
-        <w:tc>
-          <w:tcPr>
-            <w:tcW w:type="dxa" w:w="1020"/>
-            <w:shd w:val="clear" w:color="auto" w:fill="FFFFFF"/>
-            <w:tcBorders>
-              <w:top w:val="single" w:sz="4" w:space="0" w:color="000000"/>
-              <w:left w:val="single" w:sz="4" w:space="0" w:color="000000"/>
-              <w:bottom w:val="single" w:sz="4" w:space="0" w:color="000000"/>
-              <w:right w:val="single" w:sz="4" w:space="0" w:color="000000"/>
-            </w:tcBorders>
-            <w:vAlign w:val="center"/>
-          </w:tcPr>
-          <w:p>
-            <w:pPr>
-              <w:spacing w:before="40" w:after="40"/>
-              <w:jc w:val="left"/>
-            </w:pPr>
-            <w:r>
-              <w:rPr>
-                <w:rFonts w:ascii="Adani" w:hAnsi="Adani"/>
-                <w:b w:val="0"/>
-                <w:sz w:val="18"/>
-                <w:u w:val="none"/>
-              </w:rPr>
-              <w:t>NIL</w:t>
-            </w:r>
-          </w:p>
-        </w:tc>
-        <w:tc>
-          <w:tcPr>
-            <w:tcW w:type="dxa" w:w="1247"/>
-            <w:shd w:val="clear" w:color="auto" w:fill="FFFFFF"/>
-            <w:tcBorders>
-              <w:top w:val="single" w:sz="4" w:space="0" w:color="000000"/>
-              <w:left w:val="single" w:sz="4" w:space="0" w:color="000000"/>
-              <w:bottom w:val="single" w:sz="4" w:space="0" w:color="000000"/>
-              <w:right w:val="single" w:sz="4" w:space="0" w:color="000000"/>
-            </w:tcBorders>
-            <w:vAlign w:val="center"/>
-          </w:tcPr>
-          <w:p>
-            <w:pPr>
-              <w:spacing w:before="40" w:after="40"/>
-              <w:jc w:val="left"/>
-            </w:pPr>
-            <w:r>
-              <w:rPr>
-                <w:rFonts w:ascii="Adani" w:hAnsi="Adani"/>
-                <w:b w:val="0"/>
-                <w:sz w:val="18"/>
-                <w:u w:val="none"/>
-              </w:rPr>
-              <w:t>03/08/2018</w:t>
-            </w:r>
-          </w:p>
-        </w:tc>
-      </w:tr>
-      <w:tr>
-        <w:tc>
-          <w:tcPr>
-            <w:tcW w:type="dxa" w:w="680"/>
-            <w:shd w:val="clear" w:color="auto" w:fill="FFFFFF"/>
-            <w:tcBorders>
-              <w:top w:val="single" w:sz="4" w:space="0" w:color="000000"/>
-              <w:left w:val="single" w:sz="4" w:space="0" w:color="000000"/>
-              <w:bottom w:val="single" w:sz="4" w:space="0" w:color="000000"/>
-              <w:right w:val="single" w:sz="4" w:space="0" w:color="000000"/>
-            </w:tcBorders>
-            <w:vAlign w:val="center"/>
-          </w:tcPr>
-          <w:p>
-            <w:pPr>
-              <w:spacing w:before="40" w:after="40"/>
-              <w:jc w:val="left"/>
-            </w:pPr>
-            <w:r>
-              <w:rPr>
-                <w:rFonts w:ascii="Adani" w:hAnsi="Adani"/>
-                <w:b w:val="0"/>
-                <w:sz w:val="18"/>
-                <w:u w:val="none"/>
-              </w:rPr>
-              <w:t>14</w:t>
-            </w:r>
-          </w:p>
-        </w:tc>
-        <w:tc>
-          <w:tcPr>
-            <w:tcW w:type="dxa" w:w="3969"/>
-            <w:shd w:val="clear" w:color="auto" w:fill="FFFFFF"/>
-            <w:tcBorders>
-              <w:top w:val="single" w:sz="4" w:space="0" w:color="000000"/>
-              <w:left w:val="single" w:sz="4" w:space="0" w:color="000000"/>
-              <w:bottom w:val="single" w:sz="4" w:space="0" w:color="000000"/>
-              <w:right w:val="single" w:sz="4" w:space="0" w:color="000000"/>
-            </w:tcBorders>
-            <w:vAlign w:val="center"/>
-          </w:tcPr>
-          <w:p>
-            <w:pPr>
-              <w:spacing w:before="40" w:after="40"/>
-              <w:jc w:val="left"/>
-            </w:pPr>
-            <w:r>
-              <w:rPr>
-                <w:rFonts w:ascii="Adani" w:hAnsi="Adani"/>
-                <w:b w:val="0"/>
-                <w:sz w:val="18"/>
-                <w:u w:val="none"/>
-              </w:rPr>
-              <w:t>JINDAL INDIA POWER LIMITED</w:t>
-            </w:r>
-          </w:p>
-        </w:tc>
-        <w:tc>
-          <w:tcPr>
-            <w:tcW w:type="dxa" w:w="1814"/>
-            <w:shd w:val="clear" w:color="auto" w:fill="FFFFFF"/>
-            <w:tcBorders>
-              <w:top w:val="single" w:sz="4" w:space="0" w:color="000000"/>
-              <w:left w:val="single" w:sz="4" w:space="0" w:color="000000"/>
-              <w:bottom w:val="single" w:sz="4" w:space="0" w:color="000000"/>
-              <w:right w:val="single" w:sz="4" w:space="0" w:color="000000"/>
-            </w:tcBorders>
-            <w:vAlign w:val="center"/>
-          </w:tcPr>
-          <w:p>
-            <w:pPr>
-              <w:spacing w:before="40" w:after="40"/>
-              <w:jc w:val="left"/>
-            </w:pPr>
-            <w:r>
-              <w:rPr>
-                <w:rFonts w:ascii="Adani" w:hAnsi="Adani"/>
-                <w:b w:val="0"/>
-                <w:sz w:val="18"/>
-                <w:u w:val="none"/>
-              </w:rPr>
-              <w:t>Wholetime Director</w:t>
-            </w:r>
-          </w:p>
-        </w:tc>
-        <w:tc>
-          <w:tcPr>
-            <w:tcW w:type="dxa" w:w="1020"/>
-            <w:shd w:val="clear" w:color="auto" w:fill="FFFFFF"/>
-            <w:tcBorders>
-              <w:top w:val="single" w:sz="4" w:space="0" w:color="000000"/>
-              <w:left w:val="single" w:sz="4" w:space="0" w:color="000000"/>
-              <w:bottom w:val="single" w:sz="4" w:space="0" w:color="000000"/>
-              <w:right w:val="single" w:sz="4" w:space="0" w:color="000000"/>
-            </w:tcBorders>
-            <w:vAlign w:val="center"/>
-          </w:tcPr>
-          <w:p>
-            <w:pPr>
-              <w:spacing w:before="40" w:after="40"/>
-              <w:jc w:val="left"/>
-            </w:pPr>
-            <w:r>
-              <w:rPr>
-                <w:rFonts w:ascii="Adani" w:hAnsi="Adani"/>
-                <w:b w:val="0"/>
-                <w:sz w:val="18"/>
-                <w:u w:val="none"/>
-              </w:rPr>
-              <w:t>NIL</w:t>
-            </w:r>
-          </w:p>
-        </w:tc>
-        <w:tc>
-          <w:tcPr>
-            <w:tcW w:type="dxa" w:w="1247"/>
-            <w:shd w:val="clear" w:color="auto" w:fill="FFFFFF"/>
-            <w:tcBorders>
-              <w:top w:val="single" w:sz="4" w:space="0" w:color="000000"/>
-              <w:left w:val="single" w:sz="4" w:space="0" w:color="000000"/>
-              <w:bottom w:val="single" w:sz="4" w:space="0" w:color="000000"/>
-              <w:right w:val="single" w:sz="4" w:space="0" w:color="000000"/>
-            </w:tcBorders>
-            <w:vAlign w:val="center"/>
-          </w:tcPr>
-          <w:p>
-            <w:pPr>
-              <w:spacing w:before="40" w:after="40"/>
-              <w:jc w:val="left"/>
-            </w:pPr>
-            <w:r>
-              <w:rPr>
-                <w:rFonts w:ascii="Adani" w:hAnsi="Adani"/>
-                <w:b w:val="0"/>
-                <w:sz w:val="18"/>
-                <w:u w:val="none"/>
-              </w:rPr>
-              <w:t>30/07/2018</w:t>
             </w:r>
           </w:p>
         </w:tc>
@@ -2751,7 +2130,7 @@
                 <w:sz w:val="18"/>
                 <w:u w:val="none"/>
               </w:rPr>
-              <w:t>Date:   07th May, 2026</w:t>
+              <w:t>Date:   15th May, 2026</w:t>
             </w:r>
           </w:p>
         </w:tc>
@@ -3017,174 +2396,441 @@
         <w:t>:</w:t>
       </w:r>
     </w:p>
-    <w:p>
-      <w:pPr>
-        <w:pStyle w:val="ListNumber"/>
-        <w:spacing w:before="0" w:after="40"/>
-        <w:ind w:left="720"/>
-      </w:pPr>
-      <w:r>
-        <w:rPr>
-          <w:rFonts w:ascii="Adani" w:hAnsi="Adani"/>
-          <w:b w:val="0"/>
-          <w:sz w:val="20"/>
-          <w:u w:val="none"/>
-        </w:rPr>
-        <w:t>Father</w:t>
-        <w:tab/>
-        <w:tab/>
-        <w:t>:</w:t>
-        <w:tab/>
-        <w:t>NIL</w:t>
-      </w:r>
-    </w:p>
-    <w:p>
-      <w:pPr>
-        <w:pStyle w:val="ListNumber"/>
-        <w:spacing w:before="0" w:after="40"/>
-        <w:ind w:left="720"/>
-      </w:pPr>
-      <w:r>
-        <w:rPr>
-          <w:rFonts w:ascii="Adani" w:hAnsi="Adani"/>
-          <w:b w:val="0"/>
-          <w:sz w:val="20"/>
-          <w:u w:val="none"/>
-        </w:rPr>
-        <w:t>Mother</w:t>
-        <w:tab/>
-        <w:tab/>
-        <w:t>:</w:t>
-        <w:tab/>
-        <w:t>NIL</w:t>
-      </w:r>
-    </w:p>
-    <w:p>
-      <w:pPr>
-        <w:pStyle w:val="ListNumber"/>
-        <w:spacing w:before="0" w:after="40"/>
-        <w:ind w:left="720"/>
-      </w:pPr>
-      <w:r>
-        <w:rPr>
-          <w:rFonts w:ascii="Adani" w:hAnsi="Adani"/>
-          <w:b w:val="0"/>
-          <w:sz w:val="20"/>
-          <w:u w:val="none"/>
-        </w:rPr>
-        <w:t>Son</w:t>
-        <w:tab/>
-        <w:tab/>
-        <w:t>:</w:t>
-        <w:tab/>
-        <w:t>NIL</w:t>
-      </w:r>
-    </w:p>
-    <w:p>
-      <w:pPr>
-        <w:pStyle w:val="ListNumber"/>
-        <w:spacing w:before="0" w:after="40"/>
-        <w:ind w:left="720"/>
-      </w:pPr>
-      <w:r>
-        <w:rPr>
-          <w:rFonts w:ascii="Adani" w:hAnsi="Adani"/>
-          <w:b w:val="0"/>
-          <w:sz w:val="20"/>
-          <w:u w:val="none"/>
-        </w:rPr>
-        <w:t>Son's Wife</w:t>
-        <w:tab/>
-        <w:tab/>
-        <w:t>:</w:t>
-        <w:tab/>
-        <w:t>NIL</w:t>
-      </w:r>
-    </w:p>
-    <w:p>
-      <w:pPr>
-        <w:pStyle w:val="ListNumber"/>
-        <w:spacing w:before="0" w:after="40"/>
-        <w:ind w:left="720"/>
-      </w:pPr>
-      <w:r>
-        <w:rPr>
-          <w:rFonts w:ascii="Adani" w:hAnsi="Adani"/>
-          <w:b w:val="0"/>
-          <w:sz w:val="20"/>
-          <w:u w:val="none"/>
-        </w:rPr>
-        <w:t>Daughter</w:t>
-        <w:tab/>
-        <w:tab/>
-        <w:t>:</w:t>
-        <w:tab/>
-        <w:t>NIL</w:t>
-      </w:r>
-    </w:p>
-    <w:p>
-      <w:pPr>
-        <w:pStyle w:val="ListNumber"/>
-        <w:spacing w:before="0" w:after="40"/>
-        <w:ind w:left="720"/>
-      </w:pPr>
-      <w:r>
-        <w:rPr>
-          <w:rFonts w:ascii="Adani" w:hAnsi="Adani"/>
-          <w:b w:val="0"/>
-          <w:sz w:val="20"/>
-          <w:u w:val="none"/>
-        </w:rPr>
-        <w:t>Daughter's Husband</w:t>
-        <w:tab/>
-        <w:tab/>
-        <w:t>:</w:t>
-        <w:tab/>
-        <w:t>NIL</w:t>
-      </w:r>
-    </w:p>
-    <w:p>
-      <w:pPr>
-        <w:pStyle w:val="ListNumber"/>
-        <w:spacing w:before="0" w:after="40"/>
-        <w:ind w:left="720"/>
-      </w:pPr>
-      <w:r>
-        <w:rPr>
-          <w:rFonts w:ascii="Adani" w:hAnsi="Adani"/>
-          <w:b w:val="0"/>
-          <w:sz w:val="20"/>
-          <w:u w:val="none"/>
-        </w:rPr>
-        <w:t>Brother</w:t>
-        <w:tab/>
-        <w:tab/>
-        <w:t>:</w:t>
-        <w:tab/>
-        <w:t>NIL</w:t>
-      </w:r>
-    </w:p>
-    <w:p>
-      <w:pPr>
-        <w:pStyle w:val="ListNumber"/>
-        <w:spacing w:before="0" w:after="40"/>
-        <w:ind w:left="720"/>
-      </w:pPr>
-      <w:r>
-        <w:rPr>
-          <w:rFonts w:ascii="Adani" w:hAnsi="Adani"/>
-          <w:b w:val="0"/>
-          <w:sz w:val="20"/>
-          <w:u w:val="none"/>
-        </w:rPr>
-        <w:t>Sister</w:t>
-        <w:tab/>
-        <w:tab/>
-        <w:t>:</w:t>
-        <w:tab/>
-        <w:t>NIL</w:t>
-      </w:r>
-    </w:p>
+    <w:tbl>
+      <w:tblPr>
+        <w:tblW w:type="auto" w:w="0"/>
+        <w:jc w:val="left"/>
+        <w:tblLook w:firstColumn="1" w:firstRow="1" w:lastColumn="0" w:lastRow="0" w:noHBand="0" w:noVBand="1" w:val="04A0"/>
+      </w:tblPr>
+      <w:tblGrid>
+        <w:gridCol w:w="4536"/>
+        <w:gridCol w:w="4536"/>
+      </w:tblGrid>
+      <w:tr>
+        <w:tc>
+          <w:tcPr>
+            <w:tcW w:type="dxa" w:w="4536"/>
+            <w:tcBorders>
+              <w:top w:val="none"/>
+              <w:bottom w:val="none"/>
+              <w:left w:val="none"/>
+              <w:right w:val="none"/>
+            </w:tcBorders>
+          </w:tcPr>
+          <w:p>
+            <w:pPr>
+              <w:ind w:left="720"/>
+            </w:pPr>
+            <w:r>
+              <w:rPr>
+                <w:rFonts w:ascii="Adani" w:hAnsi="Adani"/>
+                <w:b w:val="0"/>
+                <w:sz w:val="20"/>
+                <w:u w:val="none"/>
+              </w:rPr>
+              <w:t>1.</w:t>
+              <w:tab/>
+              <w:t>Father</w:t>
+              <w:tab/>
+              <w:t>:</w:t>
+            </w:r>
+          </w:p>
+        </w:tc>
+        <w:tc>
+          <w:tcPr>
+            <w:tcW w:type="dxa" w:w="4536"/>
+            <w:tcBorders>
+              <w:top w:val="none"/>
+              <w:bottom w:val="none"/>
+              <w:left w:val="none"/>
+              <w:right w:val="none"/>
+            </w:tcBorders>
+          </w:tcPr>
+          <w:p>
+            <w:r>
+              <w:rPr>
+                <w:rFonts w:ascii="Adani" w:hAnsi="Adani"/>
+                <w:b w:val="0"/>
+                <w:sz w:val="20"/>
+                <w:u w:val="none"/>
+              </w:rPr>
+              <w:t>NIL</w:t>
+            </w:r>
+          </w:p>
+        </w:tc>
+      </w:tr>
+      <w:tr>
+        <w:tc>
+          <w:tcPr>
+            <w:tcW w:type="dxa" w:w="4536"/>
+            <w:tcBorders>
+              <w:top w:val="none"/>
+              <w:bottom w:val="none"/>
+              <w:left w:val="none"/>
+              <w:right w:val="none"/>
+            </w:tcBorders>
+          </w:tcPr>
+          <w:p>
+            <w:pPr>
+              <w:ind w:left="720"/>
+            </w:pPr>
+            <w:r>
+              <w:rPr>
+                <w:rFonts w:ascii="Adani" w:hAnsi="Adani"/>
+                <w:b w:val="0"/>
+                <w:sz w:val="20"/>
+                <w:u w:val="none"/>
+              </w:rPr>
+              <w:t>2.</w:t>
+              <w:tab/>
+              <w:t>Mother</w:t>
+              <w:tab/>
+              <w:t>:</w:t>
+            </w:r>
+          </w:p>
+        </w:tc>
+        <w:tc>
+          <w:tcPr>
+            <w:tcW w:type="dxa" w:w="4536"/>
+            <w:tcBorders>
+              <w:top w:val="none"/>
+              <w:bottom w:val="none"/>
+              <w:left w:val="none"/>
+              <w:right w:val="none"/>
+            </w:tcBorders>
+          </w:tcPr>
+          <w:p>
+            <w:r>
+              <w:rPr>
+                <w:rFonts w:ascii="Adani" w:hAnsi="Adani"/>
+                <w:b w:val="0"/>
+                <w:sz w:val="20"/>
+                <w:u w:val="none"/>
+              </w:rPr>
+              <w:t>NIL</w:t>
+            </w:r>
+          </w:p>
+        </w:tc>
+      </w:tr>
+      <w:tr>
+        <w:tc>
+          <w:tcPr>
+            <w:tcW w:type="dxa" w:w="4536"/>
+            <w:tcBorders>
+              <w:top w:val="none"/>
+              <w:bottom w:val="none"/>
+              <w:left w:val="none"/>
+              <w:right w:val="none"/>
+            </w:tcBorders>
+          </w:tcPr>
+          <w:p>
+            <w:pPr>
+              <w:ind w:left="720"/>
+            </w:pPr>
+            <w:r>
+              <w:rPr>
+                <w:rFonts w:ascii="Adani" w:hAnsi="Adani"/>
+                <w:b w:val="0"/>
+                <w:sz w:val="20"/>
+                <w:u w:val="none"/>
+              </w:rPr>
+              <w:t>3.</w:t>
+              <w:tab/>
+              <w:t>Son</w:t>
+              <w:tab/>
+              <w:t>:</w:t>
+            </w:r>
+          </w:p>
+        </w:tc>
+        <w:tc>
+          <w:tcPr>
+            <w:tcW w:type="dxa" w:w="4536"/>
+            <w:tcBorders>
+              <w:top w:val="none"/>
+              <w:bottom w:val="none"/>
+              <w:left w:val="none"/>
+              <w:right w:val="none"/>
+            </w:tcBorders>
+          </w:tcPr>
+          <w:p>
+            <w:r>
+              <w:rPr>
+                <w:rFonts w:ascii="Adani" w:hAnsi="Adani"/>
+                <w:b w:val="0"/>
+                <w:sz w:val="20"/>
+                <w:u w:val="none"/>
+              </w:rPr>
+              <w:t>NIL</w:t>
+            </w:r>
+          </w:p>
+        </w:tc>
+      </w:tr>
+      <w:tr>
+        <w:tc>
+          <w:tcPr>
+            <w:tcW w:type="dxa" w:w="4536"/>
+            <w:tcBorders>
+              <w:top w:val="none"/>
+              <w:bottom w:val="none"/>
+              <w:left w:val="none"/>
+              <w:right w:val="none"/>
+            </w:tcBorders>
+          </w:tcPr>
+          <w:p>
+            <w:pPr>
+              <w:ind w:left="720"/>
+            </w:pPr>
+            <w:r>
+              <w:rPr>
+                <w:rFonts w:ascii="Adani" w:hAnsi="Adani"/>
+                <w:b w:val="0"/>
+                <w:sz w:val="20"/>
+                <w:u w:val="none"/>
+              </w:rPr>
+              <w:t>4.</w:t>
+              <w:tab/>
+              <w:t>Son's Wife</w:t>
+              <w:tab/>
+              <w:t>:</w:t>
+            </w:r>
+          </w:p>
+        </w:tc>
+        <w:tc>
+          <w:tcPr>
+            <w:tcW w:type="dxa" w:w="4536"/>
+            <w:tcBorders>
+              <w:top w:val="none"/>
+              <w:bottom w:val="none"/>
+              <w:left w:val="none"/>
+              <w:right w:val="none"/>
+            </w:tcBorders>
+          </w:tcPr>
+          <w:p>
+            <w:r>
+              <w:rPr>
+                <w:rFonts w:ascii="Adani" w:hAnsi="Adani"/>
+                <w:b w:val="0"/>
+                <w:sz w:val="20"/>
+                <w:u w:val="none"/>
+              </w:rPr>
+              <w:t>NIL</w:t>
+            </w:r>
+          </w:p>
+        </w:tc>
+      </w:tr>
+      <w:tr>
+        <w:tc>
+          <w:tcPr>
+            <w:tcW w:type="dxa" w:w="4536"/>
+            <w:tcBorders>
+              <w:top w:val="none"/>
+              <w:bottom w:val="none"/>
+              <w:left w:val="none"/>
+              <w:right w:val="none"/>
+            </w:tcBorders>
+          </w:tcPr>
+          <w:p>
+            <w:pPr>
+              <w:ind w:left="720"/>
+            </w:pPr>
+            <w:r>
+              <w:rPr>
+                <w:rFonts w:ascii="Adani" w:hAnsi="Adani"/>
+                <w:b w:val="0"/>
+                <w:sz w:val="20"/>
+                <w:u w:val="none"/>
+              </w:rPr>
+              <w:t>5.</w:t>
+              <w:tab/>
+              <w:t>Daughter</w:t>
+              <w:tab/>
+              <w:t>:</w:t>
+            </w:r>
+          </w:p>
+        </w:tc>
+        <w:tc>
+          <w:tcPr>
+            <w:tcW w:type="dxa" w:w="4536"/>
+            <w:tcBorders>
+              <w:top w:val="none"/>
+              <w:bottom w:val="none"/>
+              <w:left w:val="none"/>
+              <w:right w:val="none"/>
+            </w:tcBorders>
+          </w:tcPr>
+          <w:p>
+            <w:r>
+              <w:rPr>
+                <w:rFonts w:ascii="Adani" w:hAnsi="Adani"/>
+                <w:b w:val="0"/>
+                <w:sz w:val="20"/>
+                <w:u w:val="none"/>
+              </w:rPr>
+              <w:t>NIL</w:t>
+            </w:r>
+          </w:p>
+        </w:tc>
+      </w:tr>
+      <w:tr>
+        <w:tc>
+          <w:tcPr>
+            <w:tcW w:type="dxa" w:w="4536"/>
+            <w:tcBorders>
+              <w:top w:val="none"/>
+              <w:bottom w:val="none"/>
+              <w:left w:val="none"/>
+              <w:right w:val="none"/>
+            </w:tcBorders>
+          </w:tcPr>
+          <w:p>
+            <w:pPr>
+              <w:ind w:left="720"/>
+            </w:pPr>
+            <w:r>
+              <w:rPr>
+                <w:rFonts w:ascii="Adani" w:hAnsi="Adani"/>
+                <w:b w:val="0"/>
+                <w:sz w:val="20"/>
+                <w:u w:val="none"/>
+              </w:rPr>
+              <w:t>6.</w:t>
+              <w:tab/>
+              <w:t>Daughter's Husband</w:t>
+              <w:tab/>
+              <w:t>:</w:t>
+            </w:r>
+          </w:p>
+        </w:tc>
+        <w:tc>
+          <w:tcPr>
+            <w:tcW w:type="dxa" w:w="4536"/>
+            <w:tcBorders>
+              <w:top w:val="none"/>
+              <w:bottom w:val="none"/>
+              <w:left w:val="none"/>
+              <w:right w:val="none"/>
+            </w:tcBorders>
+          </w:tcPr>
+          <w:p>
+            <w:r>
+              <w:rPr>
+                <w:rFonts w:ascii="Adani" w:hAnsi="Adani"/>
+                <w:b w:val="0"/>
+                <w:sz w:val="20"/>
+                <w:u w:val="none"/>
+              </w:rPr>
+              <w:t>NIL</w:t>
+            </w:r>
+          </w:p>
+        </w:tc>
+      </w:tr>
+      <w:tr>
+        <w:tc>
+          <w:tcPr>
+            <w:tcW w:type="dxa" w:w="4536"/>
+            <w:tcBorders>
+              <w:top w:val="none"/>
+              <w:bottom w:val="none"/>
+              <w:left w:val="none"/>
+              <w:right w:val="none"/>
+            </w:tcBorders>
+          </w:tcPr>
+          <w:p>
+            <w:pPr>
+              <w:ind w:left="720"/>
+            </w:pPr>
+            <w:r>
+              <w:rPr>
+                <w:rFonts w:ascii="Adani" w:hAnsi="Adani"/>
+                <w:b w:val="0"/>
+                <w:sz w:val="20"/>
+                <w:u w:val="none"/>
+              </w:rPr>
+              <w:t>7.</w:t>
+              <w:tab/>
+              <w:t>Brother</w:t>
+              <w:tab/>
+              <w:t>:</w:t>
+            </w:r>
+          </w:p>
+        </w:tc>
+        <w:tc>
+          <w:tcPr>
+            <w:tcW w:type="dxa" w:w="4536"/>
+            <w:tcBorders>
+              <w:top w:val="none"/>
+              <w:bottom w:val="none"/>
+              <w:left w:val="none"/>
+              <w:right w:val="none"/>
+            </w:tcBorders>
+          </w:tcPr>
+          <w:p>
+            <w:r>
+              <w:rPr>
+                <w:rFonts w:ascii="Adani" w:hAnsi="Adani"/>
+                <w:b w:val="0"/>
+                <w:sz w:val="20"/>
+                <w:u w:val="none"/>
+              </w:rPr>
+              <w:t>NIL</w:t>
+            </w:r>
+          </w:p>
+        </w:tc>
+      </w:tr>
+      <w:tr>
+        <w:tc>
+          <w:tcPr>
+            <w:tcW w:type="dxa" w:w="4536"/>
+            <w:tcBorders>
+              <w:top w:val="none"/>
+              <w:bottom w:val="none"/>
+              <w:left w:val="none"/>
+              <w:right w:val="none"/>
+            </w:tcBorders>
+          </w:tcPr>
+          <w:p>
+            <w:pPr>
+              <w:ind w:left="720"/>
+            </w:pPr>
+            <w:r>
+              <w:rPr>
+                <w:rFonts w:ascii="Adani" w:hAnsi="Adani"/>
+                <w:b w:val="0"/>
+                <w:sz w:val="20"/>
+                <w:u w:val="none"/>
+              </w:rPr>
+              <w:t>8.</w:t>
+              <w:tab/>
+              <w:t>Sister</w:t>
+              <w:tab/>
+              <w:t>:</w:t>
+            </w:r>
+          </w:p>
+        </w:tc>
+        <w:tc>
+          <w:tcPr>
+            <w:tcW w:type="dxa" w:w="4536"/>
+            <w:tcBorders>
+              <w:top w:val="none"/>
+              <w:bottom w:val="none"/>
+              <w:left w:val="none"/>
+              <w:right w:val="none"/>
+            </w:tcBorders>
+          </w:tcPr>
+          <w:p>
+            <w:r>
+              <w:rPr>
+                <w:rFonts w:ascii="Adani" w:hAnsi="Adani"/>
+                <w:b w:val="0"/>
+                <w:sz w:val="20"/>
+                <w:u w:val="none"/>
+              </w:rPr>
+              <w:t>NIL</w:t>
+            </w:r>
+          </w:p>
+        </w:tc>
+      </w:tr>
+    </w:tbl>
     <w:p/>
     <w:p>
       <w:pPr>
@@ -3521,7 +3167,7 @@
                 <w:sz w:val="18"/>
                 <w:u w:val="none"/>
               </w:rPr>
-              <w:t>Date:   07th May, 2026</w:t>
+              <w:t>Date:   15th May, 2026</w:t>
             </w:r>
           </w:p>
         </w:tc>
@@ -3682,7 +3328,7 @@
           <w:sz w:val="20"/>
           <w:u w:val="none"/>
         </w:rPr>
-        <w:t>07th May, 2026</w:t>
+        <w:t>15th May, 2026</w:t>
       </w:r>
     </w:p>
     <w:p>
@@ -3742,6 +3388,21 @@
           <w:sz w:val="20"/>
           <w:u w:val="none"/>
         </w:rPr>
+        <w:t>ADANI GREEN ENERGY FIFTEEN LIMITED</w:t>
+      </w:r>
+    </w:p>
+    <w:p>
+      <w:pPr>
+        <w:spacing w:before="0" w:after="20"/>
+        <w:jc w:val="left"/>
+      </w:pPr>
+      <w:r>
+        <w:rPr>
+          <w:rFonts w:ascii="Adani" w:hAnsi="Adani"/>
+          <w:b/>
+          <w:sz w:val="20"/>
+          <w:u w:val="none"/>
+        </w:rPr>
         <w:t>ADANI SAUR URJA (KA) LIMITED</w:t>
       </w:r>
     </w:p>
@@ -3772,7 +3433,7 @@
           <w:sz w:val="20"/>
           <w:u w:val="none"/>
         </w:rPr>
-        <w:t>ADANI GREEN ENERGY FIFTEEN LIMITED</w:t>
+        <w:t>ADANI WIND ENERGY KUTCHH FOUR LIMITED</w:t>
       </w:r>
     </w:p>
     <w:p>
@@ -3802,7 +3463,7 @@
           <w:sz w:val="20"/>
           <w:u w:val="none"/>
         </w:rPr>
-        <w:t>ADANI WIND ENERGY KUTCHH FOUR LIMITED</w:t>
+        <w:t>ADANI RENEWABLE ENERGY (MH) LIMITED</w:t>
       </w:r>
     </w:p>
     <w:p>
@@ -3862,67 +3523,7 @@
           <w:sz w:val="20"/>
           <w:u w:val="none"/>
         </w:rPr>
-        <w:t>ADANI RENEWABLE ENERGY (MH) LIMITED</w:t>
-      </w:r>
-    </w:p>
-    <w:p>
-      <w:pPr>
-        <w:spacing w:before="0" w:after="20"/>
-        <w:jc w:val="left"/>
-      </w:pPr>
-      <w:r>
-        <w:rPr>
-          <w:rFonts w:ascii="Adani" w:hAnsi="Adani"/>
-          <w:b/>
-          <w:sz w:val="20"/>
-          <w:u w:val="none"/>
-        </w:rPr>
-        <w:t>MANDAKINI EXPLORATION AND MINING LIMITED</w:t>
-      </w:r>
-    </w:p>
-    <w:p>
-      <w:pPr>
-        <w:spacing w:before="0" w:after="20"/>
-        <w:jc w:val="left"/>
-      </w:pPr>
-      <w:r>
-        <w:rPr>
-          <w:rFonts w:ascii="Adani" w:hAnsi="Adani"/>
-          <w:b/>
-          <w:sz w:val="20"/>
-          <w:u w:val="none"/>
-        </w:rPr>
-        <w:t>MANDAKINI COAL COMPANY LIMITED</w:t>
-      </w:r>
-    </w:p>
-    <w:p>
-      <w:pPr>
-        <w:spacing w:before="0" w:after="20"/>
-        <w:jc w:val="left"/>
-      </w:pPr>
-      <w:r>
-        <w:rPr>
-          <w:rFonts w:ascii="Adani" w:hAnsi="Adani"/>
-          <w:b/>
-          <w:sz w:val="20"/>
-          <w:u w:val="none"/>
-        </w:rPr>
-        <w:t>JINDAL INDIA RENEWABLE ENERGY LIMITED</w:t>
-      </w:r>
-    </w:p>
-    <w:p>
-      <w:pPr>
-        <w:spacing w:before="0" w:after="20"/>
-        <w:jc w:val="left"/>
-      </w:pPr>
-      <w:r>
-        <w:rPr>
-          <w:rFonts w:ascii="Adani" w:hAnsi="Adani"/>
-          <w:b/>
-          <w:sz w:val="20"/>
-          <w:u w:val="none"/>
-        </w:rPr>
-        <w:t>JINDAL INDIA POWER LIMITED</w:t>
+        <w:t>BETA LAND HOLDING LIMITED</w:t>
       </w:r>
     </w:p>
     <w:p/>
@@ -3998,6 +3599,21 @@
           <w:sz w:val="20"/>
           <w:u w:val="none"/>
         </w:rPr>
+        <w:t>ADANI GREEN ENERGY FIFTEEN LIMITED</w:t>
+      </w:r>
+    </w:p>
+    <w:p>
+      <w:pPr>
+        <w:spacing w:before="0" w:after="20"/>
+        <w:jc w:val="left"/>
+      </w:pPr>
+      <w:r>
+        <w:rPr>
+          <w:rFonts w:ascii="Adani" w:hAnsi="Adani"/>
+          <w:b w:val="0"/>
+          <w:sz w:val="20"/>
+          <w:u w:val="none"/>
+        </w:rPr>
         <w:t>ADANI SAUR URJA (KA) LIMITED</w:t>
       </w:r>
     </w:p>
@@ -4028,7 +3644,7 @@
           <w:sz w:val="20"/>
           <w:u w:val="none"/>
         </w:rPr>
-        <w:t>ADANI GREEN ENERGY FIFTEEN LIMITED</w:t>
+        <w:t>ADANI WIND ENERGY KUTCHH FOUR LIMITED</w:t>
       </w:r>
     </w:p>
     <w:p>
@@ -4058,7 +3674,7 @@
           <w:sz w:val="20"/>
           <w:u w:val="none"/>
         </w:rPr>
-        <w:t>ADANI WIND ENERGY KUTCHH FOUR LIMITED</w:t>
+        <w:t>ADANI RENEWABLE ENERGY (MH) LIMITED</w:t>
       </w:r>
     </w:p>
     <w:p>
@@ -4118,67 +3734,7 @@
           <w:sz w:val="20"/>
           <w:u w:val="none"/>
         </w:rPr>
-        <w:t>ADANI RENEWABLE ENERGY (MH) LIMITED</w:t>
-      </w:r>
-    </w:p>
-    <w:p>
-      <w:pPr>
-        <w:spacing w:before="0" w:after="20"/>
-        <w:jc w:val="left"/>
-      </w:pPr>
-      <w:r>
-        <w:rPr>
-          <w:rFonts w:ascii="Adani" w:hAnsi="Adani"/>
-          <w:b w:val="0"/>
-          <w:sz w:val="20"/>
-          <w:u w:val="none"/>
-        </w:rPr>
-        <w:t>MANDAKINI EXPLORATION AND MINING LIMITED</w:t>
-      </w:r>
-    </w:p>
-    <w:p>
-      <w:pPr>
-        <w:spacing w:before="0" w:after="20"/>
-        <w:jc w:val="left"/>
-      </w:pPr>
-      <w:r>
-        <w:rPr>
-          <w:rFonts w:ascii="Adani" w:hAnsi="Adani"/>
-          <w:b w:val="0"/>
-          <w:sz w:val="20"/>
-          <w:u w:val="none"/>
-        </w:rPr>
-        <w:t>MANDAKINI COAL COMPANY LIMITED</w:t>
-      </w:r>
-    </w:p>
-    <w:p>
-      <w:pPr>
-        <w:spacing w:before="0" w:after="20"/>
-        <w:jc w:val="left"/>
-      </w:pPr>
-      <w:r>
-        <w:rPr>
-          <w:rFonts w:ascii="Adani" w:hAnsi="Adani"/>
-          <w:b w:val="0"/>
-          <w:sz w:val="20"/>
-          <w:u w:val="none"/>
-        </w:rPr>
-        <w:t>JINDAL INDIA RENEWABLE ENERGY LIMITED</w:t>
-      </w:r>
-    </w:p>
-    <w:p>
-      <w:pPr>
-        <w:spacing w:before="0" w:after="20"/>
-        <w:jc w:val="left"/>
-      </w:pPr>
-      <w:r>
-        <w:rPr>
-          <w:rFonts w:ascii="Adani" w:hAnsi="Adani"/>
-          <w:b w:val="0"/>
-          <w:sz w:val="20"/>
-          <w:u w:val="none"/>
-        </w:rPr>
-        <w:t>JINDAL INDIA POWER LIMITED</w:t>
+        <w:t>BETA LAND HOLDING LIMITED</w:t>
       </w:r>
     </w:p>
     <w:p/>
@@ -4656,7 +4212,7 @@
                 <w:sz w:val="18"/>
                 <w:u w:val="none"/>
               </w:rPr>
-              <w:t>Inactive</w:t>
+              <w:t>Active</w:t>
             </w:r>
           </w:p>
         </w:tc>
@@ -5004,7 +4560,7 @@
                 <w:sz w:val="18"/>
                 <w:u w:val="none"/>
               </w:rPr>
-              <w:t>14</w:t>
+              <w:t>11</w:t>
             </w:r>
           </w:p>
         </w:tc>
@@ -5291,6 +4847,120 @@
                 <w:sz w:val="18"/>
                 <w:u w:val="none"/>
               </w:rPr>
+              <w:t>U40106GJ2019PLC109248</w:t>
+            </w:r>
+          </w:p>
+        </w:tc>
+        <w:tc>
+          <w:tcPr>
+            <w:tcW w:type="dxa" w:w="4252"/>
+            <w:shd w:val="clear" w:color="auto" w:fill="FFFFFF"/>
+            <w:tcBorders>
+              <w:top w:val="single" w:sz="4" w:space="0" w:color="000000"/>
+              <w:left w:val="single" w:sz="4" w:space="0" w:color="000000"/>
+              <w:bottom w:val="single" w:sz="4" w:space="0" w:color="000000"/>
+              <w:right w:val="single" w:sz="4" w:space="0" w:color="000000"/>
+            </w:tcBorders>
+            <w:vAlign w:val="center"/>
+          </w:tcPr>
+          <w:p>
+            <w:pPr>
+              <w:spacing w:before="40" w:after="40"/>
+              <w:jc w:val="left"/>
+            </w:pPr>
+            <w:r>
+              <w:rPr>
+                <w:rFonts w:ascii="Adani" w:hAnsi="Adani"/>
+                <w:b w:val="0"/>
+                <w:sz w:val="18"/>
+                <w:u w:val="none"/>
+              </w:rPr>
+              <w:t>ADANI GREEN ENERGY FIFTEEN LIMITED</w:t>
+            </w:r>
+          </w:p>
+        </w:tc>
+        <w:tc>
+          <w:tcPr>
+            <w:tcW w:type="dxa" w:w="1587"/>
+            <w:shd w:val="clear" w:color="auto" w:fill="FFFFFF"/>
+            <w:tcBorders>
+              <w:top w:val="single" w:sz="4" w:space="0" w:color="000000"/>
+              <w:left w:val="single" w:sz="4" w:space="0" w:color="000000"/>
+              <w:bottom w:val="single" w:sz="4" w:space="0" w:color="000000"/>
+              <w:right w:val="single" w:sz="4" w:space="0" w:color="000000"/>
+            </w:tcBorders>
+            <w:vAlign w:val="center"/>
+          </w:tcPr>
+          <w:p>
+            <w:pPr>
+              <w:spacing w:before="40" w:after="40"/>
+              <w:jc w:val="left"/>
+            </w:pPr>
+            <w:r>
+              <w:rPr>
+                <w:rFonts w:ascii="Adani" w:hAnsi="Adani"/>
+                <w:b w:val="0"/>
+                <w:sz w:val="18"/>
+                <w:u w:val="none"/>
+              </w:rPr>
+              <w:t>Additional Director</w:t>
+            </w:r>
+          </w:p>
+        </w:tc>
+        <w:tc>
+          <w:tcPr>
+            <w:tcW w:type="dxa" w:w="1304"/>
+            <w:shd w:val="clear" w:color="auto" w:fill="FFFFFF"/>
+            <w:tcBorders>
+              <w:top w:val="single" w:sz="4" w:space="0" w:color="000000"/>
+              <w:left w:val="single" w:sz="4" w:space="0" w:color="000000"/>
+              <w:bottom w:val="single" w:sz="4" w:space="0" w:color="000000"/>
+              <w:right w:val="single" w:sz="4" w:space="0" w:color="000000"/>
+            </w:tcBorders>
+            <w:vAlign w:val="center"/>
+          </w:tcPr>
+          <w:p>
+            <w:pPr>
+              <w:spacing w:before="40" w:after="40"/>
+              <w:jc w:val="left"/>
+            </w:pPr>
+            <w:r>
+              <w:rPr>
+                <w:rFonts w:ascii="Adani" w:hAnsi="Adani"/>
+                <w:b w:val="0"/>
+                <w:sz w:val="18"/>
+                <w:u w:val="none"/>
+              </w:rPr>
+              <w:t>20/09/2025</w:t>
+            </w:r>
+          </w:p>
+        </w:tc>
+      </w:tr>
+      <w:tr>
+        <w:tc>
+          <w:tcPr>
+            <w:tcW w:type="dxa" w:w="2268"/>
+            <w:shd w:val="clear" w:color="auto" w:fill="FFFFFF"/>
+            <w:tcBorders>
+              <w:top w:val="single" w:sz="4" w:space="0" w:color="000000"/>
+              <w:left w:val="single" w:sz="4" w:space="0" w:color="000000"/>
+              <w:bottom w:val="single" w:sz="4" w:space="0" w:color="000000"/>
+              <w:right w:val="single" w:sz="4" w:space="0" w:color="000000"/>
+            </w:tcBorders>
+            <w:vAlign w:val="center"/>
+          </w:tcPr>
+          <w:p>
+            <w:pPr>
+              <w:spacing w:before="40" w:after="40"/>
+              <w:jc w:val="left"/>
+            </w:pPr>
+            <w:r>
+              <w:rPr>
+                <w:rFonts w:ascii="Adani" w:hAnsi="Adani"/>
+                <w:b w:val="0"/>
+                <w:sz w:val="18"/>
+                <w:u w:val="none"/>
+              </w:rPr>
               <w:t>U40108GJ2018PLC104033</w:t>
             </w:r>
           </w:p>
@@ -5519,7 +5189,7 @@
                 <w:sz w:val="18"/>
                 <w:u w:val="none"/>
               </w:rPr>
-              <w:t>U40106GJ2019PLC109248</w:t>
+              <w:t>U40108GJ2018PLC103698</w:t>
             </w:r>
           </w:p>
         </w:tc>
@@ -5547,7 +5217,7 @@
                 <w:sz w:val="18"/>
                 <w:u w:val="none"/>
               </w:rPr>
-              <w:t>ADANI GREEN ENERGY FIFTEEN LIMITED</w:t>
+              <w:t>ADANI WIND ENERGY KUTCHH FOUR LIMITED</w:t>
             </w:r>
           </w:p>
         </w:tc>
@@ -5747,7 +5417,7 @@
                 <w:sz w:val="18"/>
                 <w:u w:val="none"/>
               </w:rPr>
-              <w:t>U40108GJ2018PLC103698</w:t>
+              <w:t>U40300GJ2018PLC101944</w:t>
             </w:r>
           </w:p>
         </w:tc>
@@ -5775,7 +5445,7 @@
                 <w:sz w:val="18"/>
                 <w:u w:val="none"/>
               </w:rPr>
-              <w:t>ADANI WIND ENERGY KUTCHH FOUR LIMITED</w:t>
+              <w:t>ADANI RENEWABLE ENERGY (MH) LIMITED</w:t>
             </w:r>
           </w:p>
         </w:tc>
@@ -6203,7 +5873,7 @@
                 <w:sz w:val="18"/>
                 <w:u w:val="none"/>
               </w:rPr>
-              <w:t>U40300GJ2018PLC101944</w:t>
+              <w:t>U70100DL2012PLC245127</w:t>
             </w:r>
           </w:p>
         </w:tc>
@@ -6231,235 +5901,7 @@
                 <w:sz w:val="18"/>
                 <w:u w:val="none"/>
               </w:rPr>
-              <w:t>ADANI RENEWABLE ENERGY (MH) LIMITED</w:t>
-            </w:r>
-          </w:p>
-        </w:tc>
-        <w:tc>
-          <w:tcPr>
-            <w:tcW w:type="dxa" w:w="1587"/>
-            <w:shd w:val="clear" w:color="auto" w:fill="FFFFFF"/>
-            <w:tcBorders>
-              <w:top w:val="single" w:sz="4" w:space="0" w:color="000000"/>
-              <w:left w:val="single" w:sz="4" w:space="0" w:color="000000"/>
-              <w:bottom w:val="single" w:sz="4" w:space="0" w:color="000000"/>
-              <w:right w:val="single" w:sz="4" w:space="0" w:color="000000"/>
-            </w:tcBorders>
-            <w:vAlign w:val="center"/>
-          </w:tcPr>
-          <w:p>
-            <w:pPr>
-              <w:spacing w:before="40" w:after="40"/>
-              <w:jc w:val="left"/>
-            </w:pPr>
-            <w:r>
-              <w:rPr>
-                <w:rFonts w:ascii="Adani" w:hAnsi="Adani"/>
-                <w:b w:val="0"/>
-                <w:sz w:val="18"/>
-                <w:u w:val="none"/>
-              </w:rPr>
-              <w:t>Additional Director</w:t>
-            </w:r>
-          </w:p>
-        </w:tc>
-        <w:tc>
-          <w:tcPr>
-            <w:tcW w:type="dxa" w:w="1304"/>
-            <w:shd w:val="clear" w:color="auto" w:fill="FFFFFF"/>
-            <w:tcBorders>
-              <w:top w:val="single" w:sz="4" w:space="0" w:color="000000"/>
-              <w:left w:val="single" w:sz="4" w:space="0" w:color="000000"/>
-              <w:bottom w:val="single" w:sz="4" w:space="0" w:color="000000"/>
-              <w:right w:val="single" w:sz="4" w:space="0" w:color="000000"/>
-            </w:tcBorders>
-            <w:vAlign w:val="center"/>
-          </w:tcPr>
-          <w:p>
-            <w:pPr>
-              <w:spacing w:before="40" w:after="40"/>
-              <w:jc w:val="left"/>
-            </w:pPr>
-            <w:r>
-              <w:rPr>
-                <w:rFonts w:ascii="Adani" w:hAnsi="Adani"/>
-                <w:b w:val="0"/>
-                <w:sz w:val="18"/>
-                <w:u w:val="none"/>
-              </w:rPr>
-              <w:t>20/09/2025</w:t>
-            </w:r>
-          </w:p>
-        </w:tc>
-      </w:tr>
-      <w:tr>
-        <w:tc>
-          <w:tcPr>
-            <w:tcW w:type="dxa" w:w="2268"/>
-            <w:shd w:val="clear" w:color="auto" w:fill="FFFFFF"/>
-            <w:tcBorders>
-              <w:top w:val="single" w:sz="4" w:space="0" w:color="000000"/>
-              <w:left w:val="single" w:sz="4" w:space="0" w:color="000000"/>
-              <w:bottom w:val="single" w:sz="4" w:space="0" w:color="000000"/>
-              <w:right w:val="single" w:sz="4" w:space="0" w:color="000000"/>
-            </w:tcBorders>
-            <w:vAlign w:val="center"/>
-          </w:tcPr>
-          <w:p>
-            <w:pPr>
-              <w:spacing w:before="40" w:after="40"/>
-              <w:jc w:val="left"/>
-            </w:pPr>
-            <w:r>
-              <w:rPr>
-                <w:rFonts w:ascii="Adani" w:hAnsi="Adani"/>
-                <w:b w:val="0"/>
-                <w:sz w:val="18"/>
-                <w:u w:val="none"/>
-              </w:rPr>
-              <w:t>U10300DL2014PLC267780</w:t>
-            </w:r>
-          </w:p>
-        </w:tc>
-        <w:tc>
-          <w:tcPr>
-            <w:tcW w:type="dxa" w:w="4252"/>
-            <w:shd w:val="clear" w:color="auto" w:fill="FFFFFF"/>
-            <w:tcBorders>
-              <w:top w:val="single" w:sz="4" w:space="0" w:color="000000"/>
-              <w:left w:val="single" w:sz="4" w:space="0" w:color="000000"/>
-              <w:bottom w:val="single" w:sz="4" w:space="0" w:color="000000"/>
-              <w:right w:val="single" w:sz="4" w:space="0" w:color="000000"/>
-            </w:tcBorders>
-            <w:vAlign w:val="center"/>
-          </w:tcPr>
-          <w:p>
-            <w:pPr>
-              <w:spacing w:before="40" w:after="40"/>
-              <w:jc w:val="left"/>
-            </w:pPr>
-            <w:r>
-              <w:rPr>
-                <w:rFonts w:ascii="Adani" w:hAnsi="Adani"/>
-                <w:b w:val="0"/>
-                <w:sz w:val="18"/>
-                <w:u w:val="none"/>
-              </w:rPr>
-              <w:t>MANDAKINI EXPLORATION AND MINING LIMITED</w:t>
-            </w:r>
-          </w:p>
-        </w:tc>
-        <w:tc>
-          <w:tcPr>
-            <w:tcW w:type="dxa" w:w="1587"/>
-            <w:shd w:val="clear" w:color="auto" w:fill="FFFFFF"/>
-            <w:tcBorders>
-              <w:top w:val="single" w:sz="4" w:space="0" w:color="000000"/>
-              <w:left w:val="single" w:sz="4" w:space="0" w:color="000000"/>
-              <w:bottom w:val="single" w:sz="4" w:space="0" w:color="000000"/>
-              <w:right w:val="single" w:sz="4" w:space="0" w:color="000000"/>
-            </w:tcBorders>
-            <w:vAlign w:val="center"/>
-          </w:tcPr>
-          <w:p>
-            <w:pPr>
-              <w:spacing w:before="40" w:after="40"/>
-              <w:jc w:val="left"/>
-            </w:pPr>
-            <w:r>
-              <w:rPr>
-                <w:rFonts w:ascii="Adani" w:hAnsi="Adani"/>
-                <w:b w:val="0"/>
-                <w:sz w:val="18"/>
-                <w:u w:val="none"/>
-              </w:rPr>
-              <w:t>Director</w:t>
-            </w:r>
-          </w:p>
-        </w:tc>
-        <w:tc>
-          <w:tcPr>
-            <w:tcW w:type="dxa" w:w="1304"/>
-            <w:shd w:val="clear" w:color="auto" w:fill="FFFFFF"/>
-            <w:tcBorders>
-              <w:top w:val="single" w:sz="4" w:space="0" w:color="000000"/>
-              <w:left w:val="single" w:sz="4" w:space="0" w:color="000000"/>
-              <w:bottom w:val="single" w:sz="4" w:space="0" w:color="000000"/>
-              <w:right w:val="single" w:sz="4" w:space="0" w:color="000000"/>
-            </w:tcBorders>
-            <w:vAlign w:val="center"/>
-          </w:tcPr>
-          <w:p>
-            <w:pPr>
-              <w:spacing w:before="40" w:after="40"/>
-              <w:jc w:val="left"/>
-            </w:pPr>
-            <w:r>
-              <w:rPr>
-                <w:rFonts w:ascii="Adani" w:hAnsi="Adani"/>
-                <w:b w:val="0"/>
-                <w:sz w:val="18"/>
-                <w:u w:val="none"/>
-              </w:rPr>
-              <w:t>02/09/2019</w:t>
-            </w:r>
-          </w:p>
-        </w:tc>
-      </w:tr>
-      <w:tr>
-        <w:tc>
-          <w:tcPr>
-            <w:tcW w:type="dxa" w:w="2268"/>
-            <w:shd w:val="clear" w:color="auto" w:fill="FFFFFF"/>
-            <w:tcBorders>
-              <w:top w:val="single" w:sz="4" w:space="0" w:color="000000"/>
-              <w:left w:val="single" w:sz="4" w:space="0" w:color="000000"/>
-              <w:bottom w:val="single" w:sz="4" w:space="0" w:color="000000"/>
-              <w:right w:val="single" w:sz="4" w:space="0" w:color="000000"/>
-            </w:tcBorders>
-            <w:vAlign w:val="center"/>
-          </w:tcPr>
-          <w:p>
-            <w:pPr>
-              <w:spacing w:before="40" w:after="40"/>
-              <w:jc w:val="left"/>
-            </w:pPr>
-            <w:r>
-              <w:rPr>
-                <w:rFonts w:ascii="Adani" w:hAnsi="Adani"/>
-                <w:b w:val="0"/>
-                <w:sz w:val="18"/>
-                <w:u w:val="none"/>
-              </w:rPr>
-              <w:t>U10100DL2008PLC175417</w:t>
-            </w:r>
-          </w:p>
-        </w:tc>
-        <w:tc>
-          <w:tcPr>
-            <w:tcW w:type="dxa" w:w="4252"/>
-            <w:shd w:val="clear" w:color="auto" w:fill="FFFFFF"/>
-            <w:tcBorders>
-              <w:top w:val="single" w:sz="4" w:space="0" w:color="000000"/>
-              <w:left w:val="single" w:sz="4" w:space="0" w:color="000000"/>
-              <w:bottom w:val="single" w:sz="4" w:space="0" w:color="000000"/>
-              <w:right w:val="single" w:sz="4" w:space="0" w:color="000000"/>
-            </w:tcBorders>
-            <w:vAlign w:val="center"/>
-          </w:tcPr>
-          <w:p>
-            <w:pPr>
-              <w:spacing w:before="40" w:after="40"/>
-              <w:jc w:val="left"/>
-            </w:pPr>
-            <w:r>
-              <w:rPr>
-                <w:rFonts w:ascii="Adani" w:hAnsi="Adani"/>
-                <w:b w:val="0"/>
-                <w:sz w:val="18"/>
-                <w:u w:val="none"/>
-              </w:rPr>
-              <w:t>MANDAKINI COAL COMPANY LIMITED</w:t>
+              <w:t>BETA LAND HOLDING LIMITED</w:t>
             </w:r>
           </w:p>
         </w:tc>
@@ -6516,234 +5958,6 @@
                 <w:u w:val="none"/>
               </w:rPr>
               <w:t>04/09/2018</w:t>
-            </w:r>
-          </w:p>
-        </w:tc>
-      </w:tr>
-      <w:tr>
-        <w:tc>
-          <w:tcPr>
-            <w:tcW w:type="dxa" w:w="2268"/>
-            <w:shd w:val="clear" w:color="auto" w:fill="FFFFFF"/>
-            <w:tcBorders>
-              <w:top w:val="single" w:sz="4" w:space="0" w:color="000000"/>
-              <w:left w:val="single" w:sz="4" w:space="0" w:color="000000"/>
-              <w:bottom w:val="single" w:sz="4" w:space="0" w:color="000000"/>
-              <w:right w:val="single" w:sz="4" w:space="0" w:color="000000"/>
-            </w:tcBorders>
-            <w:vAlign w:val="center"/>
-          </w:tcPr>
-          <w:p>
-            <w:pPr>
-              <w:spacing w:before="40" w:after="40"/>
-              <w:jc w:val="left"/>
-            </w:pPr>
-            <w:r>
-              <w:rPr>
-                <w:rFonts w:ascii="Adani" w:hAnsi="Adani"/>
-                <w:b w:val="0"/>
-                <w:sz w:val="18"/>
-                <w:u w:val="none"/>
-              </w:rPr>
-              <w:t>U74110DL2015PLC276224</w:t>
-            </w:r>
-          </w:p>
-        </w:tc>
-        <w:tc>
-          <w:tcPr>
-            <w:tcW w:type="dxa" w:w="4252"/>
-            <w:shd w:val="clear" w:color="auto" w:fill="FFFFFF"/>
-            <w:tcBorders>
-              <w:top w:val="single" w:sz="4" w:space="0" w:color="000000"/>
-              <w:left w:val="single" w:sz="4" w:space="0" w:color="000000"/>
-              <w:bottom w:val="single" w:sz="4" w:space="0" w:color="000000"/>
-              <w:right w:val="single" w:sz="4" w:space="0" w:color="000000"/>
-            </w:tcBorders>
-            <w:vAlign w:val="center"/>
-          </w:tcPr>
-          <w:p>
-            <w:pPr>
-              <w:spacing w:before="40" w:after="40"/>
-              <w:jc w:val="left"/>
-            </w:pPr>
-            <w:r>
-              <w:rPr>
-                <w:rFonts w:ascii="Adani" w:hAnsi="Adani"/>
-                <w:b w:val="0"/>
-                <w:sz w:val="18"/>
-                <w:u w:val="none"/>
-              </w:rPr>
-              <w:t>JINDAL INDIA RENEWABLE ENERGY LIMITED</w:t>
-            </w:r>
-          </w:p>
-        </w:tc>
-        <w:tc>
-          <w:tcPr>
-            <w:tcW w:type="dxa" w:w="1587"/>
-            <w:shd w:val="clear" w:color="auto" w:fill="FFFFFF"/>
-            <w:tcBorders>
-              <w:top w:val="single" w:sz="4" w:space="0" w:color="000000"/>
-              <w:left w:val="single" w:sz="4" w:space="0" w:color="000000"/>
-              <w:bottom w:val="single" w:sz="4" w:space="0" w:color="000000"/>
-              <w:right w:val="single" w:sz="4" w:space="0" w:color="000000"/>
-            </w:tcBorders>
-            <w:vAlign w:val="center"/>
-          </w:tcPr>
-          <w:p>
-            <w:pPr>
-              <w:spacing w:before="40" w:after="40"/>
-              <w:jc w:val="left"/>
-            </w:pPr>
-            <w:r>
-              <w:rPr>
-                <w:rFonts w:ascii="Adani" w:hAnsi="Adani"/>
-                <w:b w:val="0"/>
-                <w:sz w:val="18"/>
-                <w:u w:val="none"/>
-              </w:rPr>
-              <w:t>Director</w:t>
-            </w:r>
-          </w:p>
-        </w:tc>
-        <w:tc>
-          <w:tcPr>
-            <w:tcW w:type="dxa" w:w="1304"/>
-            <w:shd w:val="clear" w:color="auto" w:fill="FFFFFF"/>
-            <w:tcBorders>
-              <w:top w:val="single" w:sz="4" w:space="0" w:color="000000"/>
-              <w:left w:val="single" w:sz="4" w:space="0" w:color="000000"/>
-              <w:bottom w:val="single" w:sz="4" w:space="0" w:color="000000"/>
-              <w:right w:val="single" w:sz="4" w:space="0" w:color="000000"/>
-            </w:tcBorders>
-            <w:vAlign w:val="center"/>
-          </w:tcPr>
-          <w:p>
-            <w:pPr>
-              <w:spacing w:before="40" w:after="40"/>
-              <w:jc w:val="left"/>
-            </w:pPr>
-            <w:r>
-              <w:rPr>
-                <w:rFonts w:ascii="Adani" w:hAnsi="Adani"/>
-                <w:b w:val="0"/>
-                <w:sz w:val="18"/>
-                <w:u w:val="none"/>
-              </w:rPr>
-              <w:t>03/08/2018</w:t>
-            </w:r>
-          </w:p>
-        </w:tc>
-      </w:tr>
-      <w:tr>
-        <w:tc>
-          <w:tcPr>
-            <w:tcW w:type="dxa" w:w="2268"/>
-            <w:shd w:val="clear" w:color="auto" w:fill="FFFFFF"/>
-            <w:tcBorders>
-              <w:top w:val="single" w:sz="4" w:space="0" w:color="000000"/>
-              <w:left w:val="single" w:sz="4" w:space="0" w:color="000000"/>
-              <w:bottom w:val="single" w:sz="4" w:space="0" w:color="000000"/>
-              <w:right w:val="single" w:sz="4" w:space="0" w:color="000000"/>
-            </w:tcBorders>
-            <w:vAlign w:val="center"/>
-          </w:tcPr>
-          <w:p>
-            <w:pPr>
-              <w:spacing w:before="40" w:after="40"/>
-              <w:jc w:val="left"/>
-            </w:pPr>
-            <w:r>
-              <w:rPr>
-                <w:rFonts w:ascii="Adani" w:hAnsi="Adani"/>
-                <w:b w:val="0"/>
-                <w:sz w:val="18"/>
-                <w:u w:val="none"/>
-              </w:rPr>
-              <w:t>U74999DL2001PLC109103</w:t>
-            </w:r>
-          </w:p>
-        </w:tc>
-        <w:tc>
-          <w:tcPr>
-            <w:tcW w:type="dxa" w:w="4252"/>
-            <w:shd w:val="clear" w:color="auto" w:fill="FFFFFF"/>
-            <w:tcBorders>
-              <w:top w:val="single" w:sz="4" w:space="0" w:color="000000"/>
-              <w:left w:val="single" w:sz="4" w:space="0" w:color="000000"/>
-              <w:bottom w:val="single" w:sz="4" w:space="0" w:color="000000"/>
-              <w:right w:val="single" w:sz="4" w:space="0" w:color="000000"/>
-            </w:tcBorders>
-            <w:vAlign w:val="center"/>
-          </w:tcPr>
-          <w:p>
-            <w:pPr>
-              <w:spacing w:before="40" w:after="40"/>
-              <w:jc w:val="left"/>
-            </w:pPr>
-            <w:r>
-              <w:rPr>
-                <w:rFonts w:ascii="Adani" w:hAnsi="Adani"/>
-                <w:b w:val="0"/>
-                <w:sz w:val="18"/>
-                <w:u w:val="none"/>
-              </w:rPr>
-              <w:t>JINDAL INDIA POWER LIMITED</w:t>
-            </w:r>
-          </w:p>
-        </w:tc>
-        <w:tc>
-          <w:tcPr>
-            <w:tcW w:type="dxa" w:w="1587"/>
-            <w:shd w:val="clear" w:color="auto" w:fill="FFFFFF"/>
-            <w:tcBorders>
-              <w:top w:val="single" w:sz="4" w:space="0" w:color="000000"/>
-              <w:left w:val="single" w:sz="4" w:space="0" w:color="000000"/>
-              <w:bottom w:val="single" w:sz="4" w:space="0" w:color="000000"/>
-              <w:right w:val="single" w:sz="4" w:space="0" w:color="000000"/>
-            </w:tcBorders>
-            <w:vAlign w:val="center"/>
-          </w:tcPr>
-          <w:p>
-            <w:pPr>
-              <w:spacing w:before="40" w:after="40"/>
-              <w:jc w:val="left"/>
-            </w:pPr>
-            <w:r>
-              <w:rPr>
-                <w:rFonts w:ascii="Adani" w:hAnsi="Adani"/>
-                <w:b w:val="0"/>
-                <w:sz w:val="18"/>
-                <w:u w:val="none"/>
-              </w:rPr>
-              <w:t>Wholetime Director</w:t>
-            </w:r>
-          </w:p>
-        </w:tc>
-        <w:tc>
-          <w:tcPr>
-            <w:tcW w:type="dxa" w:w="1304"/>
-            <w:shd w:val="clear" w:color="auto" w:fill="FFFFFF"/>
-            <w:tcBorders>
-              <w:top w:val="single" w:sz="4" w:space="0" w:color="000000"/>
-              <w:left w:val="single" w:sz="4" w:space="0" w:color="000000"/>
-              <w:bottom w:val="single" w:sz="4" w:space="0" w:color="000000"/>
-              <w:right w:val="single" w:sz="4" w:space="0" w:color="000000"/>
-            </w:tcBorders>
-            <w:vAlign w:val="center"/>
-          </w:tcPr>
-          <w:p>
-            <w:pPr>
-              <w:spacing w:before="40" w:after="40"/>
-              <w:jc w:val="left"/>
-            </w:pPr>
-            <w:r>
-              <w:rPr>
-                <w:rFonts w:ascii="Adani" w:hAnsi="Adani"/>
-                <w:b w:val="0"/>
-                <w:sz w:val="18"/>
-                <w:u w:val="none"/>
-              </w:rPr>
-              <w:t>30/07/2018</w:t>
             </w:r>
           </w:p>
         </w:tc>

--- a/Backend/Director_Disclosure/Output_Disclosures/2024-25/ADANI_SAUR_URJA__KA__LIMITED/MBP-1/MBP1_Neelesh_Nema_08148587.docx
+++ b/Backend/Director_Disclosure/Output_Disclosures/2024-25/ADANI_SAUR_URJA__KA__LIMITED/MBP-1/MBP1_Neelesh_Nema_08148587.docx
@@ -1099,7 +1099,7 @@
                 <w:sz w:val="18"/>
                 <w:u w:val="none"/>
               </w:rPr>
-              <w:t>ADANI SOLAR ENERGY CHITRAKOOT ONE LIMITED</w:t>
+              <w:t>ADANI RENEWABLE ENERGY (MH) LIMITED</w:t>
             </w:r>
           </w:p>
         </w:tc>
@@ -1241,7 +1241,7 @@
                 <w:sz w:val="18"/>
                 <w:u w:val="none"/>
               </w:rPr>
-              <w:t>ADANI RENEWABLE ENERGY (MH) LIMITED</w:t>
+              <w:t>ADANI WIND ENERGY KUTCHH SIX LIMITED</w:t>
             </w:r>
           </w:p>
         </w:tc>
@@ -1383,7 +1383,7 @@
                 <w:sz w:val="18"/>
                 <w:u w:val="none"/>
               </w:rPr>
-              <w:t>ADANI WIND ENERGY KUTCHH SIX LIMITED</w:t>
+              <w:t>ADANI GREEN ENERGY TWENTY FOUR B LIMITED</w:t>
             </w:r>
           </w:p>
         </w:tc>
@@ -1525,7 +1525,7 @@
                 <w:sz w:val="18"/>
                 <w:u w:val="none"/>
               </w:rPr>
-              <w:t>ADANI GREEN ENERGY TWENTY FOUR B LIMITED</w:t>
+              <w:t>ADANI RENEWABLE ENERGY (KA) LIMITED</w:t>
             </w:r>
           </w:p>
         </w:tc>
@@ -1667,7 +1667,7 @@
                 <w:sz w:val="18"/>
                 <w:u w:val="none"/>
               </w:rPr>
-              <w:t>ADANI RENEWABLE ENERGY (KA) LIMITED</w:t>
+              <w:t>ADANI SOLAR ENERGY CHITRAKOOT ONE LIMITED</w:t>
             </w:r>
           </w:p>
         </w:tc>
@@ -2130,7 +2130,7 @@
                 <w:sz w:val="18"/>
                 <w:u w:val="none"/>
               </w:rPr>
-              <w:t>Date:   15th May, 2026</w:t>
+              <w:t>Date:   29th May, 2026</w:t>
             </w:r>
           </w:p>
         </w:tc>
@@ -3167,7 +3167,7 @@
                 <w:sz w:val="18"/>
                 <w:u w:val="none"/>
               </w:rPr>
-              <w:t>Date:   15th May, 2026</w:t>
+              <w:t>Date:   29th May, 2026</w:t>
             </w:r>
           </w:p>
         </w:tc>
@@ -3328,7 +3328,7 @@
           <w:sz w:val="20"/>
           <w:u w:val="none"/>
         </w:rPr>
-        <w:t>15th May, 2026</w:t>
+        <w:t>29th May, 2026</w:t>
       </w:r>
     </w:p>
     <w:p>
@@ -3448,21 +3448,6 @@
           <w:sz w:val="20"/>
           <w:u w:val="none"/>
         </w:rPr>
-        <w:t>ADANI SOLAR ENERGY CHITRAKOOT ONE LIMITED</w:t>
-      </w:r>
-    </w:p>
-    <w:p>
-      <w:pPr>
-        <w:spacing w:before="0" w:after="20"/>
-        <w:jc w:val="left"/>
-      </w:pPr>
-      <w:r>
-        <w:rPr>
-          <w:rFonts w:ascii="Adani" w:hAnsi="Adani"/>
-          <w:b/>
-          <w:sz w:val="20"/>
-          <w:u w:val="none"/>
-        </w:rPr>
         <w:t>ADANI RENEWABLE ENERGY (MH) LIMITED</w:t>
       </w:r>
     </w:p>
@@ -3509,6 +3494,21 @@
           <w:u w:val="none"/>
         </w:rPr>
         <w:t>ADANI RENEWABLE ENERGY (KA) LIMITED</w:t>
+      </w:r>
+    </w:p>
+    <w:p>
+      <w:pPr>
+        <w:spacing w:before="0" w:after="20"/>
+        <w:jc w:val="left"/>
+      </w:pPr>
+      <w:r>
+        <w:rPr>
+          <w:rFonts w:ascii="Adani" w:hAnsi="Adani"/>
+          <w:b/>
+          <w:sz w:val="20"/>
+          <w:u w:val="none"/>
+        </w:rPr>
+        <w:t>ADANI SOLAR ENERGY CHITRAKOOT ONE LIMITED</w:t>
       </w:r>
     </w:p>
     <w:p>
@@ -3659,21 +3659,6 @@
           <w:sz w:val="20"/>
           <w:u w:val="none"/>
         </w:rPr>
-        <w:t>ADANI SOLAR ENERGY CHITRAKOOT ONE LIMITED</w:t>
-      </w:r>
-    </w:p>
-    <w:p>
-      <w:pPr>
-        <w:spacing w:before="0" w:after="20"/>
-        <w:jc w:val="left"/>
-      </w:pPr>
-      <w:r>
-        <w:rPr>
-          <w:rFonts w:ascii="Adani" w:hAnsi="Adani"/>
-          <w:b w:val="0"/>
-          <w:sz w:val="20"/>
-          <w:u w:val="none"/>
-        </w:rPr>
         <w:t>ADANI RENEWABLE ENERGY (MH) LIMITED</w:t>
       </w:r>
     </w:p>
@@ -3720,6 +3705,21 @@
           <w:u w:val="none"/>
         </w:rPr>
         <w:t>ADANI RENEWABLE ENERGY (KA) LIMITED</w:t>
+      </w:r>
+    </w:p>
+    <w:p>
+      <w:pPr>
+        <w:spacing w:before="0" w:after="20"/>
+        <w:jc w:val="left"/>
+      </w:pPr>
+      <w:r>
+        <w:rPr>
+          <w:rFonts w:ascii="Adani" w:hAnsi="Adani"/>
+          <w:b w:val="0"/>
+          <w:sz w:val="20"/>
+          <w:u w:val="none"/>
+        </w:rPr>
+        <w:t>ADANI SOLAR ENERGY CHITRAKOOT ONE LIMITED</w:t>
       </w:r>
     </w:p>
     <w:p>
@@ -5303,120 +5303,6 @@
                 <w:sz w:val="18"/>
                 <w:u w:val="none"/>
               </w:rPr>
-              <w:t>U40106GJ2018PLC104745</w:t>
-            </w:r>
-          </w:p>
-        </w:tc>
-        <w:tc>
-          <w:tcPr>
-            <w:tcW w:type="dxa" w:w="4252"/>
-            <w:shd w:val="clear" w:color="auto" w:fill="FFFFFF"/>
-            <w:tcBorders>
-              <w:top w:val="single" w:sz="4" w:space="0" w:color="000000"/>
-              <w:left w:val="single" w:sz="4" w:space="0" w:color="000000"/>
-              <w:bottom w:val="single" w:sz="4" w:space="0" w:color="000000"/>
-              <w:right w:val="single" w:sz="4" w:space="0" w:color="000000"/>
-            </w:tcBorders>
-            <w:vAlign w:val="center"/>
-          </w:tcPr>
-          <w:p>
-            <w:pPr>
-              <w:spacing w:before="40" w:after="40"/>
-              <w:jc w:val="left"/>
-            </w:pPr>
-            <w:r>
-              <w:rPr>
-                <w:rFonts w:ascii="Adani" w:hAnsi="Adani"/>
-                <w:b w:val="0"/>
-                <w:sz w:val="18"/>
-                <w:u w:val="none"/>
-              </w:rPr>
-              <w:t>ADANI SOLAR ENERGY CHITRAKOOT ONE LIMITED</w:t>
-            </w:r>
-          </w:p>
-        </w:tc>
-        <w:tc>
-          <w:tcPr>
-            <w:tcW w:type="dxa" w:w="1587"/>
-            <w:shd w:val="clear" w:color="auto" w:fill="FFFFFF"/>
-            <w:tcBorders>
-              <w:top w:val="single" w:sz="4" w:space="0" w:color="000000"/>
-              <w:left w:val="single" w:sz="4" w:space="0" w:color="000000"/>
-              <w:bottom w:val="single" w:sz="4" w:space="0" w:color="000000"/>
-              <w:right w:val="single" w:sz="4" w:space="0" w:color="000000"/>
-            </w:tcBorders>
-            <w:vAlign w:val="center"/>
-          </w:tcPr>
-          <w:p>
-            <w:pPr>
-              <w:spacing w:before="40" w:after="40"/>
-              <w:jc w:val="left"/>
-            </w:pPr>
-            <w:r>
-              <w:rPr>
-                <w:rFonts w:ascii="Adani" w:hAnsi="Adani"/>
-                <w:b w:val="0"/>
-                <w:sz w:val="18"/>
-                <w:u w:val="none"/>
-              </w:rPr>
-              <w:t>Additional Director</w:t>
-            </w:r>
-          </w:p>
-        </w:tc>
-        <w:tc>
-          <w:tcPr>
-            <w:tcW w:type="dxa" w:w="1304"/>
-            <w:shd w:val="clear" w:color="auto" w:fill="FFFFFF"/>
-            <w:tcBorders>
-              <w:top w:val="single" w:sz="4" w:space="0" w:color="000000"/>
-              <w:left w:val="single" w:sz="4" w:space="0" w:color="000000"/>
-              <w:bottom w:val="single" w:sz="4" w:space="0" w:color="000000"/>
-              <w:right w:val="single" w:sz="4" w:space="0" w:color="000000"/>
-            </w:tcBorders>
-            <w:vAlign w:val="center"/>
-          </w:tcPr>
-          <w:p>
-            <w:pPr>
-              <w:spacing w:before="40" w:after="40"/>
-              <w:jc w:val="left"/>
-            </w:pPr>
-            <w:r>
-              <w:rPr>
-                <w:rFonts w:ascii="Adani" w:hAnsi="Adani"/>
-                <w:b w:val="0"/>
-                <w:sz w:val="18"/>
-                <w:u w:val="none"/>
-              </w:rPr>
-              <w:t>20/09/2025</w:t>
-            </w:r>
-          </w:p>
-        </w:tc>
-      </w:tr>
-      <w:tr>
-        <w:tc>
-          <w:tcPr>
-            <w:tcW w:type="dxa" w:w="2268"/>
-            <w:shd w:val="clear" w:color="auto" w:fill="FFFFFF"/>
-            <w:tcBorders>
-              <w:top w:val="single" w:sz="4" w:space="0" w:color="000000"/>
-              <w:left w:val="single" w:sz="4" w:space="0" w:color="000000"/>
-              <w:bottom w:val="single" w:sz="4" w:space="0" w:color="000000"/>
-              <w:right w:val="single" w:sz="4" w:space="0" w:color="000000"/>
-            </w:tcBorders>
-            <w:vAlign w:val="center"/>
-          </w:tcPr>
-          <w:p>
-            <w:pPr>
-              <w:spacing w:before="40" w:after="40"/>
-              <w:jc w:val="left"/>
-            </w:pPr>
-            <w:r>
-              <w:rPr>
-                <w:rFonts w:ascii="Adani" w:hAnsi="Adani"/>
-                <w:b w:val="0"/>
-                <w:sz w:val="18"/>
-                <w:u w:val="none"/>
-              </w:rPr>
               <w:t>U40300GJ2018PLC101944</w:t>
             </w:r>
           </w:p>
@@ -5873,6 +5759,120 @@
                 <w:sz w:val="18"/>
                 <w:u w:val="none"/>
               </w:rPr>
+              <w:t>U40106GJ2018PLC104745</w:t>
+            </w:r>
+          </w:p>
+        </w:tc>
+        <w:tc>
+          <w:tcPr>
+            <w:tcW w:type="dxa" w:w="4252"/>
+            <w:shd w:val="clear" w:color="auto" w:fill="FFFFFF"/>
+            <w:tcBorders>
+              <w:top w:val="single" w:sz="4" w:space="0" w:color="000000"/>
+              <w:left w:val="single" w:sz="4" w:space="0" w:color="000000"/>
+              <w:bottom w:val="single" w:sz="4" w:space="0" w:color="000000"/>
+              <w:right w:val="single" w:sz="4" w:space="0" w:color="000000"/>
+            </w:tcBorders>
+            <w:vAlign w:val="center"/>
+          </w:tcPr>
+          <w:p>
+            <w:pPr>
+              <w:spacing w:before="40" w:after="40"/>
+              <w:jc w:val="left"/>
+            </w:pPr>
+            <w:r>
+              <w:rPr>
+                <w:rFonts w:ascii="Adani" w:hAnsi="Adani"/>
+                <w:b w:val="0"/>
+                <w:sz w:val="18"/>
+                <w:u w:val="none"/>
+              </w:rPr>
+              <w:t>ADANI SOLAR ENERGY CHITRAKOOT ONE LIMITED</w:t>
+            </w:r>
+          </w:p>
+        </w:tc>
+        <w:tc>
+          <w:tcPr>
+            <w:tcW w:type="dxa" w:w="1587"/>
+            <w:shd w:val="clear" w:color="auto" w:fill="FFFFFF"/>
+            <w:tcBorders>
+              <w:top w:val="single" w:sz="4" w:space="0" w:color="000000"/>
+              <w:left w:val="single" w:sz="4" w:space="0" w:color="000000"/>
+              <w:bottom w:val="single" w:sz="4" w:space="0" w:color="000000"/>
+              <w:right w:val="single" w:sz="4" w:space="0" w:color="000000"/>
+            </w:tcBorders>
+            <w:vAlign w:val="center"/>
+          </w:tcPr>
+          <w:p>
+            <w:pPr>
+              <w:spacing w:before="40" w:after="40"/>
+              <w:jc w:val="left"/>
+            </w:pPr>
+            <w:r>
+              <w:rPr>
+                <w:rFonts w:ascii="Adani" w:hAnsi="Adani"/>
+                <w:b w:val="0"/>
+                <w:sz w:val="18"/>
+                <w:u w:val="none"/>
+              </w:rPr>
+              <w:t>Additional Director</w:t>
+            </w:r>
+          </w:p>
+        </w:tc>
+        <w:tc>
+          <w:tcPr>
+            <w:tcW w:type="dxa" w:w="1304"/>
+            <w:shd w:val="clear" w:color="auto" w:fill="FFFFFF"/>
+            <w:tcBorders>
+              <w:top w:val="single" w:sz="4" w:space="0" w:color="000000"/>
+              <w:left w:val="single" w:sz="4" w:space="0" w:color="000000"/>
+              <w:bottom w:val="single" w:sz="4" w:space="0" w:color="000000"/>
+              <w:right w:val="single" w:sz="4" w:space="0" w:color="000000"/>
+            </w:tcBorders>
+            <w:vAlign w:val="center"/>
+          </w:tcPr>
+          <w:p>
+            <w:pPr>
+              <w:spacing w:before="40" w:after="40"/>
+              <w:jc w:val="left"/>
+            </w:pPr>
+            <w:r>
+              <w:rPr>
+                <w:rFonts w:ascii="Adani" w:hAnsi="Adani"/>
+                <w:b w:val="0"/>
+                <w:sz w:val="18"/>
+                <w:u w:val="none"/>
+              </w:rPr>
+              <w:t>20/09/2025</w:t>
+            </w:r>
+          </w:p>
+        </w:tc>
+      </w:tr>
+      <w:tr>
+        <w:tc>
+          <w:tcPr>
+            <w:tcW w:type="dxa" w:w="2268"/>
+            <w:shd w:val="clear" w:color="auto" w:fill="FFFFFF"/>
+            <w:tcBorders>
+              <w:top w:val="single" w:sz="4" w:space="0" w:color="000000"/>
+              <w:left w:val="single" w:sz="4" w:space="0" w:color="000000"/>
+              <w:bottom w:val="single" w:sz="4" w:space="0" w:color="000000"/>
+              <w:right w:val="single" w:sz="4" w:space="0" w:color="000000"/>
+            </w:tcBorders>
+            <w:vAlign w:val="center"/>
+          </w:tcPr>
+          <w:p>
+            <w:pPr>
+              <w:spacing w:before="40" w:after="40"/>
+              <w:jc w:val="left"/>
+            </w:pPr>
+            <w:r>
+              <w:rPr>
+                <w:rFonts w:ascii="Adani" w:hAnsi="Adani"/>
+                <w:b w:val="0"/>
+                <w:sz w:val="18"/>
+                <w:u w:val="none"/>
+              </w:rPr>
               <w:t>U70100DL2012PLC245127</w:t>
             </w:r>
           </w:p>

--- a/Backend/Director_Disclosure/Output_Disclosures/2024-25/ADANI_SAUR_URJA__KA__LIMITED/MBP-1/MBP1_Neelesh_Nema_08148587.docx
+++ b/Backend/Director_Disclosure/Output_Disclosures/2024-25/ADANI_SAUR_URJA__KA__LIMITED/MBP-1/MBP1_Neelesh_Nema_08148587.docx
@@ -673,7 +673,7 @@
                 <w:sz w:val="18"/>
                 <w:u w:val="none"/>
               </w:rPr>
-              <w:t>ADANI SAUR URJA (KA) LIMITED</w:t>
+              <w:t>ADANI WIND ENERGY KUTCHH FOUR LIMITED</w:t>
             </w:r>
           </w:p>
         </w:tc>
@@ -815,7 +815,7 @@
                 <w:sz w:val="18"/>
                 <w:u w:val="none"/>
               </w:rPr>
-              <w:t>ADANI WIND ENERGY KUTCHH TWO LIMITED</w:t>
+              <w:t>ADANI WIND ENERGY KUTCHH SIX LIMITED</w:t>
             </w:r>
           </w:p>
         </w:tc>
@@ -957,7 +957,7 @@
                 <w:sz w:val="18"/>
                 <w:u w:val="none"/>
               </w:rPr>
-              <w:t>ADANI WIND ENERGY KUTCHH FOUR LIMITED</w:t>
+              <w:t>ADANI WIND ENERGY KUTCHH TWO LIMITED</w:t>
             </w:r>
           </w:p>
         </w:tc>
@@ -1241,7 +1241,7 @@
                 <w:sz w:val="18"/>
                 <w:u w:val="none"/>
               </w:rPr>
-              <w:t>ADANI WIND ENERGY KUTCHH SIX LIMITED</w:t>
+              <w:t>ADANI SOLAR ENERGY CHITRAKOOT ONE LIMITED</w:t>
             </w:r>
           </w:p>
         </w:tc>
@@ -1383,7 +1383,7 @@
                 <w:sz w:val="18"/>
                 <w:u w:val="none"/>
               </w:rPr>
-              <w:t>ADANI GREEN ENERGY TWENTY FOUR B LIMITED</w:t>
+              <w:t>ADANI SAUR URJA (KA) LIMITED</w:t>
             </w:r>
           </w:p>
         </w:tc>
@@ -1667,7 +1667,7 @@
                 <w:sz w:val="18"/>
                 <w:u w:val="none"/>
               </w:rPr>
-              <w:t>ADANI SOLAR ENERGY CHITRAKOOT ONE LIMITED</w:t>
+              <w:t>ADANI GREEN ENERGY TWENTY FOUR B LIMITED</w:t>
             </w:r>
           </w:p>
         </w:tc>
@@ -1752,148 +1752,6 @@
                 <w:u w:val="none"/>
               </w:rPr>
               <w:t>20/09/2025</w:t>
-            </w:r>
-          </w:p>
-        </w:tc>
-      </w:tr>
-      <w:tr>
-        <w:tc>
-          <w:tcPr>
-            <w:tcW w:type="dxa" w:w="680"/>
-            <w:shd w:val="clear" w:color="auto" w:fill="FFFFFF"/>
-            <w:tcBorders>
-              <w:top w:val="single" w:sz="4" w:space="0" w:color="000000"/>
-              <w:left w:val="single" w:sz="4" w:space="0" w:color="000000"/>
-              <w:bottom w:val="single" w:sz="4" w:space="0" w:color="000000"/>
-              <w:right w:val="single" w:sz="4" w:space="0" w:color="000000"/>
-            </w:tcBorders>
-            <w:vAlign w:val="center"/>
-          </w:tcPr>
-          <w:p>
-            <w:pPr>
-              <w:spacing w:before="40" w:after="40"/>
-              <w:jc w:val="left"/>
-            </w:pPr>
-            <w:r>
-              <w:rPr>
-                <w:rFonts w:ascii="Adani" w:hAnsi="Adani"/>
-                <w:b w:val="0"/>
-                <w:sz w:val="18"/>
-                <w:u w:val="none"/>
-              </w:rPr>
-              <w:t>11</w:t>
-            </w:r>
-          </w:p>
-        </w:tc>
-        <w:tc>
-          <w:tcPr>
-            <w:tcW w:type="dxa" w:w="3969"/>
-            <w:shd w:val="clear" w:color="auto" w:fill="FFFFFF"/>
-            <w:tcBorders>
-              <w:top w:val="single" w:sz="4" w:space="0" w:color="000000"/>
-              <w:left w:val="single" w:sz="4" w:space="0" w:color="000000"/>
-              <w:bottom w:val="single" w:sz="4" w:space="0" w:color="000000"/>
-              <w:right w:val="single" w:sz="4" w:space="0" w:color="000000"/>
-            </w:tcBorders>
-            <w:vAlign w:val="center"/>
-          </w:tcPr>
-          <w:p>
-            <w:pPr>
-              <w:spacing w:before="40" w:after="40"/>
-              <w:jc w:val="left"/>
-            </w:pPr>
-            <w:r>
-              <w:rPr>
-                <w:rFonts w:ascii="Adani" w:hAnsi="Adani"/>
-                <w:b w:val="0"/>
-                <w:sz w:val="18"/>
-                <w:u w:val="none"/>
-              </w:rPr>
-              <w:t>BETA LAND HOLDING LIMITED</w:t>
-            </w:r>
-          </w:p>
-        </w:tc>
-        <w:tc>
-          <w:tcPr>
-            <w:tcW w:type="dxa" w:w="1814"/>
-            <w:shd w:val="clear" w:color="auto" w:fill="FFFFFF"/>
-            <w:tcBorders>
-              <w:top w:val="single" w:sz="4" w:space="0" w:color="000000"/>
-              <w:left w:val="single" w:sz="4" w:space="0" w:color="000000"/>
-              <w:bottom w:val="single" w:sz="4" w:space="0" w:color="000000"/>
-              <w:right w:val="single" w:sz="4" w:space="0" w:color="000000"/>
-            </w:tcBorders>
-            <w:vAlign w:val="center"/>
-          </w:tcPr>
-          <w:p>
-            <w:pPr>
-              <w:spacing w:before="40" w:after="40"/>
-              <w:jc w:val="left"/>
-            </w:pPr>
-            <w:r>
-              <w:rPr>
-                <w:rFonts w:ascii="Adani" w:hAnsi="Adani"/>
-                <w:b w:val="0"/>
-                <w:sz w:val="18"/>
-                <w:u w:val="none"/>
-              </w:rPr>
-              <w:t>Director</w:t>
-            </w:r>
-          </w:p>
-        </w:tc>
-        <w:tc>
-          <w:tcPr>
-            <w:tcW w:type="dxa" w:w="1020"/>
-            <w:shd w:val="clear" w:color="auto" w:fill="FFFFFF"/>
-            <w:tcBorders>
-              <w:top w:val="single" w:sz="4" w:space="0" w:color="000000"/>
-              <w:left w:val="single" w:sz="4" w:space="0" w:color="000000"/>
-              <w:bottom w:val="single" w:sz="4" w:space="0" w:color="000000"/>
-              <w:right w:val="single" w:sz="4" w:space="0" w:color="000000"/>
-            </w:tcBorders>
-            <w:vAlign w:val="center"/>
-          </w:tcPr>
-          <w:p>
-            <w:pPr>
-              <w:spacing w:before="40" w:after="40"/>
-              <w:jc w:val="left"/>
-            </w:pPr>
-            <w:r>
-              <w:rPr>
-                <w:rFonts w:ascii="Adani" w:hAnsi="Adani"/>
-                <w:b w:val="0"/>
-                <w:sz w:val="18"/>
-                <w:u w:val="none"/>
-              </w:rPr>
-              <w:t>NIL</w:t>
-            </w:r>
-          </w:p>
-        </w:tc>
-        <w:tc>
-          <w:tcPr>
-            <w:tcW w:type="dxa" w:w="1247"/>
-            <w:shd w:val="clear" w:color="auto" w:fill="FFFFFF"/>
-            <w:tcBorders>
-              <w:top w:val="single" w:sz="4" w:space="0" w:color="000000"/>
-              <w:left w:val="single" w:sz="4" w:space="0" w:color="000000"/>
-              <w:bottom w:val="single" w:sz="4" w:space="0" w:color="000000"/>
-              <w:right w:val="single" w:sz="4" w:space="0" w:color="000000"/>
-            </w:tcBorders>
-            <w:vAlign w:val="center"/>
-          </w:tcPr>
-          <w:p>
-            <w:pPr>
-              <w:spacing w:before="40" w:after="40"/>
-              <w:jc w:val="left"/>
-            </w:pPr>
-            <w:r>
-              <w:rPr>
-                <w:rFonts w:ascii="Adani" w:hAnsi="Adani"/>
-                <w:b w:val="0"/>
-                <w:sz w:val="18"/>
-                <w:u w:val="none"/>
-              </w:rPr>
-              <w:t>04/09/2018</w:t>
             </w:r>
           </w:p>
         </w:tc>
@@ -2130,7 +1988,7 @@
                 <w:sz w:val="18"/>
                 <w:u w:val="none"/>
               </w:rPr>
-              <w:t>Date:   29th May, 2026</w:t>
+              <w:t>Date:   09th June, 2026</w:t>
             </w:r>
           </w:p>
         </w:tc>
@@ -2174,7 +2032,7 @@
                 <w:sz w:val="18"/>
                 <w:u w:val="none"/>
               </w:rPr>
-              <w:t>Designation :  Director</w:t>
+              <w:t>Designation :  Additional Director</w:t>
             </w:r>
           </w:p>
         </w:tc>
@@ -3167,7 +3025,7 @@
                 <w:sz w:val="18"/>
                 <w:u w:val="none"/>
               </w:rPr>
-              <w:t>Date:   29th May, 2026</w:t>
+              <w:t>Date:   09th June, 2026</w:t>
             </w:r>
           </w:p>
         </w:tc>
@@ -3211,7 +3069,7 @@
                 <w:sz w:val="18"/>
                 <w:u w:val="none"/>
               </w:rPr>
-              <w:t>Designation :  Director</w:t>
+              <w:t>Designation :  Additional Director</w:t>
             </w:r>
           </w:p>
         </w:tc>
@@ -3328,7 +3186,7 @@
           <w:sz w:val="20"/>
           <w:u w:val="none"/>
         </w:rPr>
-        <w:t>29th May, 2026</w:t>
+        <w:t>09th June, 2026</w:t>
       </w:r>
     </w:p>
     <w:p>
@@ -3403,7 +3261,22 @@
           <w:sz w:val="20"/>
           <w:u w:val="none"/>
         </w:rPr>
-        <w:t>ADANI SAUR URJA (KA) LIMITED</w:t>
+        <w:t>ADANI WIND ENERGY KUTCHH FOUR LIMITED</w:t>
+      </w:r>
+    </w:p>
+    <w:p>
+      <w:pPr>
+        <w:spacing w:before="0" w:after="20"/>
+        <w:jc w:val="left"/>
+      </w:pPr>
+      <w:r>
+        <w:rPr>
+          <w:rFonts w:ascii="Adani" w:hAnsi="Adani"/>
+          <w:b/>
+          <w:sz w:val="20"/>
+          <w:u w:val="none"/>
+        </w:rPr>
+        <w:t>ADANI WIND ENERGY KUTCHH SIX LIMITED</w:t>
       </w:r>
     </w:p>
     <w:p>
@@ -3433,21 +3306,6 @@
           <w:sz w:val="20"/>
           <w:u w:val="none"/>
         </w:rPr>
-        <w:t>ADANI WIND ENERGY KUTCHH FOUR LIMITED</w:t>
-      </w:r>
-    </w:p>
-    <w:p>
-      <w:pPr>
-        <w:spacing w:before="0" w:after="20"/>
-        <w:jc w:val="left"/>
-      </w:pPr>
-      <w:r>
-        <w:rPr>
-          <w:rFonts w:ascii="Adani" w:hAnsi="Adani"/>
-          <w:b/>
-          <w:sz w:val="20"/>
-          <w:u w:val="none"/>
-        </w:rPr>
         <w:t>ADANI RENEWABLE ENERGY (MH) LIMITED</w:t>
       </w:r>
     </w:p>
@@ -3463,7 +3321,7 @@
           <w:sz w:val="20"/>
           <w:u w:val="none"/>
         </w:rPr>
-        <w:t>ADANI WIND ENERGY KUTCHH SIX LIMITED</w:t>
+        <w:t>ADANI SOLAR ENERGY CHITRAKOOT ONE LIMITED</w:t>
       </w:r>
     </w:p>
     <w:p>
@@ -3478,7 +3336,7 @@
           <w:sz w:val="20"/>
           <w:u w:val="none"/>
         </w:rPr>
-        <w:t>ADANI GREEN ENERGY TWENTY FOUR B LIMITED</w:t>
+        <w:t>ADANI SAUR URJA (KA) LIMITED</w:t>
       </w:r>
     </w:p>
     <w:p>
@@ -3508,22 +3366,7 @@
           <w:sz w:val="20"/>
           <w:u w:val="none"/>
         </w:rPr>
-        <w:t>ADANI SOLAR ENERGY CHITRAKOOT ONE LIMITED</w:t>
-      </w:r>
-    </w:p>
-    <w:p>
-      <w:pPr>
-        <w:spacing w:before="0" w:after="20"/>
-        <w:jc w:val="left"/>
-      </w:pPr>
-      <w:r>
-        <w:rPr>
-          <w:rFonts w:ascii="Adani" w:hAnsi="Adani"/>
-          <w:b/>
-          <w:sz w:val="20"/>
-          <w:u w:val="none"/>
-        </w:rPr>
-        <w:t>BETA LAND HOLDING LIMITED</w:t>
+        <w:t>ADANI GREEN ENERGY TWENTY FOUR B LIMITED</w:t>
       </w:r>
     </w:p>
     <w:p/>
@@ -3614,7 +3457,22 @@
           <w:sz w:val="20"/>
           <w:u w:val="none"/>
         </w:rPr>
-        <w:t>ADANI SAUR URJA (KA) LIMITED</w:t>
+        <w:t>ADANI WIND ENERGY KUTCHH FOUR LIMITED</w:t>
+      </w:r>
+    </w:p>
+    <w:p>
+      <w:pPr>
+        <w:spacing w:before="0" w:after="20"/>
+        <w:jc w:val="left"/>
+      </w:pPr>
+      <w:r>
+        <w:rPr>
+          <w:rFonts w:ascii="Adani" w:hAnsi="Adani"/>
+          <w:b w:val="0"/>
+          <w:sz w:val="20"/>
+          <w:u w:val="none"/>
+        </w:rPr>
+        <w:t>ADANI WIND ENERGY KUTCHH SIX LIMITED</w:t>
       </w:r>
     </w:p>
     <w:p>
@@ -3644,21 +3502,6 @@
           <w:sz w:val="20"/>
           <w:u w:val="none"/>
         </w:rPr>
-        <w:t>ADANI WIND ENERGY KUTCHH FOUR LIMITED</w:t>
-      </w:r>
-    </w:p>
-    <w:p>
-      <w:pPr>
-        <w:spacing w:before="0" w:after="20"/>
-        <w:jc w:val="left"/>
-      </w:pPr>
-      <w:r>
-        <w:rPr>
-          <w:rFonts w:ascii="Adani" w:hAnsi="Adani"/>
-          <w:b w:val="0"/>
-          <w:sz w:val="20"/>
-          <w:u w:val="none"/>
-        </w:rPr>
         <w:t>ADANI RENEWABLE ENERGY (MH) LIMITED</w:t>
       </w:r>
     </w:p>
@@ -3674,7 +3517,7 @@
           <w:sz w:val="20"/>
           <w:u w:val="none"/>
         </w:rPr>
-        <w:t>ADANI WIND ENERGY KUTCHH SIX LIMITED</w:t>
+        <w:t>ADANI SOLAR ENERGY CHITRAKOOT ONE LIMITED</w:t>
       </w:r>
     </w:p>
     <w:p>
@@ -3689,7 +3532,7 @@
           <w:sz w:val="20"/>
           <w:u w:val="none"/>
         </w:rPr>
-        <w:t>ADANI GREEN ENERGY TWENTY FOUR B LIMITED</w:t>
+        <w:t>ADANI SAUR URJA (KA) LIMITED</w:t>
       </w:r>
     </w:p>
     <w:p>
@@ -3719,22 +3562,7 @@
           <w:sz w:val="20"/>
           <w:u w:val="none"/>
         </w:rPr>
-        <w:t>ADANI SOLAR ENERGY CHITRAKOOT ONE LIMITED</w:t>
-      </w:r>
-    </w:p>
-    <w:p>
-      <w:pPr>
-        <w:spacing w:before="0" w:after="20"/>
-        <w:jc w:val="left"/>
-      </w:pPr>
-      <w:r>
-        <w:rPr>
-          <w:rFonts w:ascii="Adani" w:hAnsi="Adani"/>
-          <w:b w:val="0"/>
-          <w:sz w:val="20"/>
-          <w:u w:val="none"/>
-        </w:rPr>
-        <w:t>BETA LAND HOLDING LIMITED</w:t>
+        <w:t>ADANI GREEN ENERGY TWENTY FOUR B LIMITED</w:t>
       </w:r>
     </w:p>
     <w:p/>
@@ -4560,7 +4388,7 @@
                 <w:sz w:val="18"/>
                 <w:u w:val="none"/>
               </w:rPr>
-              <w:t>11</w:t>
+              <w:t>10</w:t>
             </w:r>
           </w:p>
         </w:tc>
@@ -4961,7 +4789,7 @@
                 <w:sz w:val="18"/>
                 <w:u w:val="none"/>
               </w:rPr>
-              <w:t>U40108GJ2018PLC104033</w:t>
+              <w:t>U40108GJ2018PLC103698</w:t>
             </w:r>
           </w:p>
         </w:tc>
@@ -4989,7 +4817,121 @@
                 <w:sz w:val="18"/>
                 <w:u w:val="none"/>
               </w:rPr>
-              <w:t>ADANI SAUR URJA (KA) LIMITED</w:t>
+              <w:t>ADANI WIND ENERGY KUTCHH FOUR LIMITED</w:t>
+            </w:r>
+          </w:p>
+        </w:tc>
+        <w:tc>
+          <w:tcPr>
+            <w:tcW w:type="dxa" w:w="1587"/>
+            <w:shd w:val="clear" w:color="auto" w:fill="FFFFFF"/>
+            <w:tcBorders>
+              <w:top w:val="single" w:sz="4" w:space="0" w:color="000000"/>
+              <w:left w:val="single" w:sz="4" w:space="0" w:color="000000"/>
+              <w:bottom w:val="single" w:sz="4" w:space="0" w:color="000000"/>
+              <w:right w:val="single" w:sz="4" w:space="0" w:color="000000"/>
+            </w:tcBorders>
+            <w:vAlign w:val="center"/>
+          </w:tcPr>
+          <w:p>
+            <w:pPr>
+              <w:spacing w:before="40" w:after="40"/>
+              <w:jc w:val="left"/>
+            </w:pPr>
+            <w:r>
+              <w:rPr>
+                <w:rFonts w:ascii="Adani" w:hAnsi="Adani"/>
+                <w:b w:val="0"/>
+                <w:sz w:val="18"/>
+                <w:u w:val="none"/>
+              </w:rPr>
+              <w:t>Additional Director</w:t>
+            </w:r>
+          </w:p>
+        </w:tc>
+        <w:tc>
+          <w:tcPr>
+            <w:tcW w:type="dxa" w:w="1304"/>
+            <w:shd w:val="clear" w:color="auto" w:fill="FFFFFF"/>
+            <w:tcBorders>
+              <w:top w:val="single" w:sz="4" w:space="0" w:color="000000"/>
+              <w:left w:val="single" w:sz="4" w:space="0" w:color="000000"/>
+              <w:bottom w:val="single" w:sz="4" w:space="0" w:color="000000"/>
+              <w:right w:val="single" w:sz="4" w:space="0" w:color="000000"/>
+            </w:tcBorders>
+            <w:vAlign w:val="center"/>
+          </w:tcPr>
+          <w:p>
+            <w:pPr>
+              <w:spacing w:before="40" w:after="40"/>
+              <w:jc w:val="left"/>
+            </w:pPr>
+            <w:r>
+              <w:rPr>
+                <w:rFonts w:ascii="Adani" w:hAnsi="Adani"/>
+                <w:b w:val="0"/>
+                <w:sz w:val="18"/>
+                <w:u w:val="none"/>
+              </w:rPr>
+              <w:t>20/09/2025</w:t>
+            </w:r>
+          </w:p>
+        </w:tc>
+      </w:tr>
+      <w:tr>
+        <w:tc>
+          <w:tcPr>
+            <w:tcW w:type="dxa" w:w="2268"/>
+            <w:shd w:val="clear" w:color="auto" w:fill="FFFFFF"/>
+            <w:tcBorders>
+              <w:top w:val="single" w:sz="4" w:space="0" w:color="000000"/>
+              <w:left w:val="single" w:sz="4" w:space="0" w:color="000000"/>
+              <w:bottom w:val="single" w:sz="4" w:space="0" w:color="000000"/>
+              <w:right w:val="single" w:sz="4" w:space="0" w:color="000000"/>
+            </w:tcBorders>
+            <w:vAlign w:val="center"/>
+          </w:tcPr>
+          <w:p>
+            <w:pPr>
+              <w:spacing w:before="40" w:after="40"/>
+              <w:jc w:val="left"/>
+            </w:pPr>
+            <w:r>
+              <w:rPr>
+                <w:rFonts w:ascii="Adani" w:hAnsi="Adani"/>
+                <w:b w:val="0"/>
+                <w:sz w:val="18"/>
+                <w:u w:val="none"/>
+              </w:rPr>
+              <w:t>U40109GJ2018PLC102187</w:t>
+            </w:r>
+          </w:p>
+        </w:tc>
+        <w:tc>
+          <w:tcPr>
+            <w:tcW w:type="dxa" w:w="4252"/>
+            <w:shd w:val="clear" w:color="auto" w:fill="FFFFFF"/>
+            <w:tcBorders>
+              <w:top w:val="single" w:sz="4" w:space="0" w:color="000000"/>
+              <w:left w:val="single" w:sz="4" w:space="0" w:color="000000"/>
+              <w:bottom w:val="single" w:sz="4" w:space="0" w:color="000000"/>
+              <w:right w:val="single" w:sz="4" w:space="0" w:color="000000"/>
+            </w:tcBorders>
+            <w:vAlign w:val="center"/>
+          </w:tcPr>
+          <w:p>
+            <w:pPr>
+              <w:spacing w:before="40" w:after="40"/>
+              <w:jc w:val="left"/>
+            </w:pPr>
+            <w:r>
+              <w:rPr>
+                <w:rFonts w:ascii="Adani" w:hAnsi="Adani"/>
+                <w:b w:val="0"/>
+                <w:sz w:val="18"/>
+                <w:u w:val="none"/>
+              </w:rPr>
+              <w:t>ADANI WIND ENERGY KUTCHH SIX LIMITED</w:t>
             </w:r>
           </w:p>
         </w:tc>
@@ -5189,120 +5131,6 @@
                 <w:sz w:val="18"/>
                 <w:u w:val="none"/>
               </w:rPr>
-              <w:t>U40108GJ2018PLC103698</w:t>
-            </w:r>
-          </w:p>
-        </w:tc>
-        <w:tc>
-          <w:tcPr>
-            <w:tcW w:type="dxa" w:w="4252"/>
-            <w:shd w:val="clear" w:color="auto" w:fill="FFFFFF"/>
-            <w:tcBorders>
-              <w:top w:val="single" w:sz="4" w:space="0" w:color="000000"/>
-              <w:left w:val="single" w:sz="4" w:space="0" w:color="000000"/>
-              <w:bottom w:val="single" w:sz="4" w:space="0" w:color="000000"/>
-              <w:right w:val="single" w:sz="4" w:space="0" w:color="000000"/>
-            </w:tcBorders>
-            <w:vAlign w:val="center"/>
-          </w:tcPr>
-          <w:p>
-            <w:pPr>
-              <w:spacing w:before="40" w:after="40"/>
-              <w:jc w:val="left"/>
-            </w:pPr>
-            <w:r>
-              <w:rPr>
-                <w:rFonts w:ascii="Adani" w:hAnsi="Adani"/>
-                <w:b w:val="0"/>
-                <w:sz w:val="18"/>
-                <w:u w:val="none"/>
-              </w:rPr>
-              <w:t>ADANI WIND ENERGY KUTCHH FOUR LIMITED</w:t>
-            </w:r>
-          </w:p>
-        </w:tc>
-        <w:tc>
-          <w:tcPr>
-            <w:tcW w:type="dxa" w:w="1587"/>
-            <w:shd w:val="clear" w:color="auto" w:fill="FFFFFF"/>
-            <w:tcBorders>
-              <w:top w:val="single" w:sz="4" w:space="0" w:color="000000"/>
-              <w:left w:val="single" w:sz="4" w:space="0" w:color="000000"/>
-              <w:bottom w:val="single" w:sz="4" w:space="0" w:color="000000"/>
-              <w:right w:val="single" w:sz="4" w:space="0" w:color="000000"/>
-            </w:tcBorders>
-            <w:vAlign w:val="center"/>
-          </w:tcPr>
-          <w:p>
-            <w:pPr>
-              <w:spacing w:before="40" w:after="40"/>
-              <w:jc w:val="left"/>
-            </w:pPr>
-            <w:r>
-              <w:rPr>
-                <w:rFonts w:ascii="Adani" w:hAnsi="Adani"/>
-                <w:b w:val="0"/>
-                <w:sz w:val="18"/>
-                <w:u w:val="none"/>
-              </w:rPr>
-              <w:t>Additional Director</w:t>
-            </w:r>
-          </w:p>
-        </w:tc>
-        <w:tc>
-          <w:tcPr>
-            <w:tcW w:type="dxa" w:w="1304"/>
-            <w:shd w:val="clear" w:color="auto" w:fill="FFFFFF"/>
-            <w:tcBorders>
-              <w:top w:val="single" w:sz="4" w:space="0" w:color="000000"/>
-              <w:left w:val="single" w:sz="4" w:space="0" w:color="000000"/>
-              <w:bottom w:val="single" w:sz="4" w:space="0" w:color="000000"/>
-              <w:right w:val="single" w:sz="4" w:space="0" w:color="000000"/>
-            </w:tcBorders>
-            <w:vAlign w:val="center"/>
-          </w:tcPr>
-          <w:p>
-            <w:pPr>
-              <w:spacing w:before="40" w:after="40"/>
-              <w:jc w:val="left"/>
-            </w:pPr>
-            <w:r>
-              <w:rPr>
-                <w:rFonts w:ascii="Adani" w:hAnsi="Adani"/>
-                <w:b w:val="0"/>
-                <w:sz w:val="18"/>
-                <w:u w:val="none"/>
-              </w:rPr>
-              <w:t>20/09/2025</w:t>
-            </w:r>
-          </w:p>
-        </w:tc>
-      </w:tr>
-      <w:tr>
-        <w:tc>
-          <w:tcPr>
-            <w:tcW w:type="dxa" w:w="2268"/>
-            <w:shd w:val="clear" w:color="auto" w:fill="FFFFFF"/>
-            <w:tcBorders>
-              <w:top w:val="single" w:sz="4" w:space="0" w:color="000000"/>
-              <w:left w:val="single" w:sz="4" w:space="0" w:color="000000"/>
-              <w:bottom w:val="single" w:sz="4" w:space="0" w:color="000000"/>
-              <w:right w:val="single" w:sz="4" w:space="0" w:color="000000"/>
-            </w:tcBorders>
-            <w:vAlign w:val="center"/>
-          </w:tcPr>
-          <w:p>
-            <w:pPr>
-              <w:spacing w:before="40" w:after="40"/>
-              <w:jc w:val="left"/>
-            </w:pPr>
-            <w:r>
-              <w:rPr>
-                <w:rFonts w:ascii="Adani" w:hAnsi="Adani"/>
-                <w:b w:val="0"/>
-                <w:sz w:val="18"/>
-                <w:u w:val="none"/>
-              </w:rPr>
               <w:t>U40300GJ2018PLC101944</w:t>
             </w:r>
           </w:p>
@@ -5417,7 +5245,7 @@
                 <w:sz w:val="18"/>
                 <w:u w:val="none"/>
               </w:rPr>
-              <w:t>U40109GJ2018PLC102187</w:t>
+              <w:t>U40106GJ2018PLC104745</w:t>
             </w:r>
           </w:p>
         </w:tc>
@@ -5445,7 +5273,7 @@
                 <w:sz w:val="18"/>
                 <w:u w:val="none"/>
               </w:rPr>
-              <w:t>ADANI WIND ENERGY KUTCHH SIX LIMITED</w:t>
+              <w:t>ADANI SOLAR ENERGY CHITRAKOOT ONE LIMITED</w:t>
             </w:r>
           </w:p>
         </w:tc>
@@ -5531,7 +5359,7 @@
                 <w:sz w:val="18"/>
                 <w:u w:val="none"/>
               </w:rPr>
-              <w:t>U40300GJ2020PLC115109</w:t>
+              <w:t>U40108GJ2018PLC104033</w:t>
             </w:r>
           </w:p>
         </w:tc>
@@ -5559,7 +5387,7 @@
                 <w:sz w:val="18"/>
                 <w:u w:val="none"/>
               </w:rPr>
-              <w:t>ADANI GREEN ENERGY TWENTY FOUR B LIMITED</w:t>
+              <w:t>ADANI SAUR URJA (KA) LIMITED</w:t>
             </w:r>
           </w:p>
         </w:tc>
@@ -5759,7 +5587,7 @@
                 <w:sz w:val="18"/>
                 <w:u w:val="none"/>
               </w:rPr>
-              <w:t>U40106GJ2018PLC104745</w:t>
+              <w:t>U40300GJ2020PLC115109</w:t>
             </w:r>
           </w:p>
         </w:tc>
@@ -5787,7 +5615,7 @@
                 <w:sz w:val="18"/>
                 <w:u w:val="none"/>
               </w:rPr>
-              <w:t>ADANI SOLAR ENERGY CHITRAKOOT ONE LIMITED</w:t>
+              <w:t>ADANI GREEN ENERGY TWENTY FOUR B LIMITED</w:t>
             </w:r>
           </w:p>
         </w:tc>
@@ -5844,120 +5672,6 @@
                 <w:u w:val="none"/>
               </w:rPr>
               <w:t>20/09/2025</w:t>
-            </w:r>
-          </w:p>
-        </w:tc>
-      </w:tr>
-      <w:tr>
-        <w:tc>
-          <w:tcPr>
-            <w:tcW w:type="dxa" w:w="2268"/>
-            <w:shd w:val="clear" w:color="auto" w:fill="FFFFFF"/>
-            <w:tcBorders>
-              <w:top w:val="single" w:sz="4" w:space="0" w:color="000000"/>
-              <w:left w:val="single" w:sz="4" w:space="0" w:color="000000"/>
-              <w:bottom w:val="single" w:sz="4" w:space="0" w:color="000000"/>
-              <w:right w:val="single" w:sz="4" w:space="0" w:color="000000"/>
-            </w:tcBorders>
-            <w:vAlign w:val="center"/>
-          </w:tcPr>
-          <w:p>
-            <w:pPr>
-              <w:spacing w:before="40" w:after="40"/>
-              <w:jc w:val="left"/>
-            </w:pPr>
-            <w:r>
-              <w:rPr>
-                <w:rFonts w:ascii="Adani" w:hAnsi="Adani"/>
-                <w:b w:val="0"/>
-                <w:sz w:val="18"/>
-                <w:u w:val="none"/>
-              </w:rPr>
-              <w:t>U70100DL2012PLC245127</w:t>
-            </w:r>
-          </w:p>
-        </w:tc>
-        <w:tc>
-          <w:tcPr>
-            <w:tcW w:type="dxa" w:w="4252"/>
-            <w:shd w:val="clear" w:color="auto" w:fill="FFFFFF"/>
-            <w:tcBorders>
-              <w:top w:val="single" w:sz="4" w:space="0" w:color="000000"/>
-              <w:left w:val="single" w:sz="4" w:space="0" w:color="000000"/>
-              <w:bottom w:val="single" w:sz="4" w:space="0" w:color="000000"/>
-              <w:right w:val="single" w:sz="4" w:space="0" w:color="000000"/>
-            </w:tcBorders>
-            <w:vAlign w:val="center"/>
-          </w:tcPr>
-          <w:p>
-            <w:pPr>
-              <w:spacing w:before="40" w:after="40"/>
-              <w:jc w:val="left"/>
-            </w:pPr>
-            <w:r>
-              <w:rPr>
-                <w:rFonts w:ascii="Adani" w:hAnsi="Adani"/>
-                <w:b w:val="0"/>
-                <w:sz w:val="18"/>
-                <w:u w:val="none"/>
-              </w:rPr>
-              <w:t>BETA LAND HOLDING LIMITED</w:t>
-            </w:r>
-          </w:p>
-        </w:tc>
-        <w:tc>
-          <w:tcPr>
-            <w:tcW w:type="dxa" w:w="1587"/>
-            <w:shd w:val="clear" w:color="auto" w:fill="FFFFFF"/>
-            <w:tcBorders>
-              <w:top w:val="single" w:sz="4" w:space="0" w:color="000000"/>
-              <w:left w:val="single" w:sz="4" w:space="0" w:color="000000"/>
-              <w:bottom w:val="single" w:sz="4" w:space="0" w:color="000000"/>
-              <w:right w:val="single" w:sz="4" w:space="0" w:color="000000"/>
-            </w:tcBorders>
-            <w:vAlign w:val="center"/>
-          </w:tcPr>
-          <w:p>
-            <w:pPr>
-              <w:spacing w:before="40" w:after="40"/>
-              <w:jc w:val="left"/>
-            </w:pPr>
-            <w:r>
-              <w:rPr>
-                <w:rFonts w:ascii="Adani" w:hAnsi="Adani"/>
-                <w:b w:val="0"/>
-                <w:sz w:val="18"/>
-                <w:u w:val="none"/>
-              </w:rPr>
-              <w:t>Director</w:t>
-            </w:r>
-          </w:p>
-        </w:tc>
-        <w:tc>
-          <w:tcPr>
-            <w:tcW w:type="dxa" w:w="1304"/>
-            <w:shd w:val="clear" w:color="auto" w:fill="FFFFFF"/>
-            <w:tcBorders>
-              <w:top w:val="single" w:sz="4" w:space="0" w:color="000000"/>
-              <w:left w:val="single" w:sz="4" w:space="0" w:color="000000"/>
-              <w:bottom w:val="single" w:sz="4" w:space="0" w:color="000000"/>
-              <w:right w:val="single" w:sz="4" w:space="0" w:color="000000"/>
-            </w:tcBorders>
-            <w:vAlign w:val="center"/>
-          </w:tcPr>
-          <w:p>
-            <w:pPr>
-              <w:spacing w:before="40" w:after="40"/>
-              <w:jc w:val="left"/>
-            </w:pPr>
-            <w:r>
-              <w:rPr>
-                <w:rFonts w:ascii="Adani" w:hAnsi="Adani"/>
-                <w:b w:val="0"/>
-                <w:sz w:val="18"/>
-                <w:u w:val="none"/>
-              </w:rPr>
-              <w:t>04/09/2018</w:t>
             </w:r>
           </w:p>
         </w:tc>
